--- a/docs/deep-dive-manuel-proprietaire.docx
+++ b/docs/deep-dive-manuel-proprietaire.docx
@@ -2,7 +2,7 @@
 <file path=word/document.xml><?xml version="1.0" encoding="utf-8"?>
 <w:document xmlns:w="http://schemas.openxmlformats.org/wordprocessingml/2006/main" xmlns:m="http://schemas.openxmlformats.org/officeDocument/2006/math" xmlns:r="http://schemas.openxmlformats.org/officeDocument/2006/relationships" xmlns:o="urn:schemas-microsoft-com:office:office" xmlns:v="urn:schemas-microsoft-com:vml" xmlns:w10="urn:schemas-microsoft-com:office:word" xmlns:a="http://schemas.openxmlformats.org/drawingml/2006/main" xmlns:pic="http://schemas.openxmlformats.org/drawingml/2006/picture" xmlns:wp="http://schemas.openxmlformats.org/drawingml/2006/wordprocessingDrawing">
   <w:body>
-    <w:bookmarkStart w:id="85" w:name="Xecd48583589e5ce82741d2a8dc5703bebd54a45"/>
+    <w:bookmarkStart w:id="74" w:name="Xecd48583589e5ce82741d2a8dc5703bebd54a45"/>
     <w:p>
       <w:pPr>
         <w:pStyle w:val="Heading1"/>
@@ -84,7 +84,7 @@
         </w:pict>
       </w:r>
     </w:p>
-    <w:bookmarkStart w:id="20" w:name="table-des-matières"/>
+    <w:bookmarkStart w:id="9" w:name="table-des-matières"/>
     <w:p>
       <w:pPr>
         <w:pStyle w:val="Heading2"/>
@@ -372,8 +372,8 @@
         </w:pict>
       </w:r>
     </w:p>
-    <w:bookmarkEnd w:id="20"/>
-    <w:bookmarkStart w:id="21" w:name="Xe6b26e8148b9eff1db9e5d17e9d00757397f260"/>
+    <w:bookmarkEnd w:id="9"/>
+    <w:bookmarkStart w:id="10" w:name="Xe6b26e8148b9eff1db9e5d17e9d00757397f260"/>
     <w:p>
       <w:pPr>
         <w:pStyle w:val="Heading2"/>
@@ -520,8 +520,8 @@
         </w:pict>
       </w:r>
     </w:p>
-    <w:bookmarkEnd w:id="21"/>
-    <w:bookmarkStart w:id="23" w:name="X806ace1b999752af5b64ffe5758cff7d6d0e654"/>
+    <w:bookmarkEnd w:id="10"/>
+    <w:bookmarkStart w:id="12" w:name="X806ace1b999752af5b64ffe5758cff7d6d0e654"/>
     <w:p>
       <w:pPr>
         <w:pStyle w:val="Heading2"/>
@@ -829,7 +829,7 @@
         <w:t xml:space="preserve">  Reçoit les pièces          Commande terminée             Reçoit le paiement</w:t>
       </w:r>
     </w:p>
-    <w:bookmarkStart w:id="22" w:name="ce-que-vous-voyez"/>
+    <w:bookmarkStart w:id="11" w:name="ce-que-vous-voyez"/>
     <w:p>
       <w:pPr>
         <w:pStyle w:val="Heading3"/>
@@ -927,9 +927,9 @@
         </w:pict>
       </w:r>
     </w:p>
-    <w:bookmarkEnd w:id="22"/>
-    <w:bookmarkEnd w:id="23"/>
-    <w:bookmarkStart w:id="26" w:name="X9ff6597f4635529c7bb905fd3eec0522d129207"/>
+    <w:bookmarkEnd w:id="11"/>
+    <w:bookmarkEnd w:id="12"/>
+    <w:bookmarkStart w:id="15" w:name="X9ff6597f4635529c7bb905fd3eec0522d129207"/>
     <w:p>
       <w:pPr>
         <w:pStyle w:val="Heading2"/>
@@ -938,7 +938,7 @@
         <w:t xml:space="preserve">3. Recevoir un lien de commande</w:t>
       </w:r>
     </w:p>
-    <w:bookmarkStart w:id="24" w:name="comment-ça-arrive"/>
+    <w:bookmarkStart w:id="13" w:name="comment-ça-arrive"/>
     <w:p>
       <w:pPr>
         <w:pStyle w:val="Heading3"/>
@@ -1028,8 +1028,8 @@
         <w:t xml:space="preserve">) de 16 octets.</w:t>
       </w:r>
     </w:p>
-    <w:bookmarkEnd w:id="24"/>
-    <w:bookmarkStart w:id="25" w:name="que-faire"/>
+    <w:bookmarkEnd w:id="13"/>
+    <w:bookmarkStart w:id="14" w:name="que-faire"/>
     <w:p>
       <w:pPr>
         <w:pStyle w:val="Heading3"/>
@@ -1117,9 +1117,9 @@
         </w:pict>
       </w:r>
     </w:p>
-    <w:bookmarkEnd w:id="25"/>
-    <w:bookmarkEnd w:id="26"/>
-    <w:bookmarkStart w:id="31" w:name="X63dbaa2fb546602bfbae8ee731d53258cfb1d4a"/>
+    <w:bookmarkEnd w:id="14"/>
+    <w:bookmarkEnd w:id="15"/>
+    <w:bookmarkStart w:id="20" w:name="X63dbaa2fb546602bfbae8ee731d53258cfb1d4a"/>
     <w:p>
       <w:pPr>
         <w:pStyle w:val="Heading2"/>
@@ -1128,7 +1128,7 @@
         <w:t xml:space="preserve">4. Consulter le détail de la commande</w:t>
       </w:r>
     </w:p>
-    <w:bookmarkStart w:id="29" w:name="informations-affichées"/>
+    <w:bookmarkStart w:id="18" w:name="informations-affichées"/>
     <w:p>
       <w:pPr>
         <w:pStyle w:val="Heading3"/>
@@ -1145,7 +1145,7 @@
         <w:t xml:space="preserve">La page de commande affiche :</w:t>
       </w:r>
     </w:p>
-    <w:bookmarkStart w:id="27" w:name="liste-des-pièces"/>
+    <w:bookmarkStart w:id="16" w:name="liste-des-pièces"/>
     <w:p>
       <w:pPr>
         <w:pStyle w:val="Heading4"/>
@@ -1368,8 +1368,8 @@
         </w:tc>
       </w:tr>
     </w:tbl>
-    <w:bookmarkEnd w:id="27"/>
-    <w:bookmarkStart w:id="28" w:name="récapitulatif-des-coûts"/>
+    <w:bookmarkEnd w:id="16"/>
+    <w:bookmarkStart w:id="17" w:name="récapitulatif-des-coûts"/>
     <w:p>
       <w:pPr>
         <w:pStyle w:val="Heading4"/>
@@ -1538,9 +1538,9 @@
         </w:tc>
       </w:tr>
     </w:tbl>
-    <w:bookmarkEnd w:id="28"/>
-    <w:bookmarkEnd w:id="29"/>
-    <w:bookmarkStart w:id="30" w:name="prix-garantis"/>
+    <w:bookmarkEnd w:id="17"/>
+    <w:bookmarkEnd w:id="18"/>
+    <w:bookmarkStart w:id="19" w:name="prix-garantis"/>
     <w:p>
       <w:pPr>
         <w:pStyle w:val="Heading3"/>
@@ -1580,9 +1580,9 @@
         </w:pict>
       </w:r>
     </w:p>
-    <w:bookmarkEnd w:id="30"/>
-    <w:bookmarkEnd w:id="31"/>
-    <w:bookmarkStart w:id="35" w:name="X8ace455474771aac41f6fe24e369d11b51f0817"/>
+    <w:bookmarkEnd w:id="19"/>
+    <w:bookmarkEnd w:id="20"/>
+    <w:bookmarkStart w:id="24" w:name="X8ace455474771aac41f6fe24e369d11b51f0817"/>
     <w:p>
       <w:pPr>
         <w:pStyle w:val="Heading2"/>
@@ -1591,7 +1591,7 @@
         <w:t xml:space="preserve">5. Choisir une méthode de paiement</w:t>
       </w:r>
     </w:p>
-    <w:bookmarkStart w:id="32" w:name="méthodes-disponibles"/>
+    <w:bookmarkStart w:id="21" w:name="méthodes-disponibles"/>
     <w:p>
       <w:pPr>
         <w:pStyle w:val="Heading3"/>
@@ -1824,8 +1824,8 @@
         </w:tc>
       </w:tr>
     </w:tbl>
-    <w:bookmarkEnd w:id="32"/>
-    <w:bookmarkStart w:id="33" w:name="comment-choisir"/>
+    <w:bookmarkEnd w:id="21"/>
+    <w:bookmarkStart w:id="22" w:name="comment-choisir"/>
     <w:p>
       <w:pPr>
         <w:pStyle w:val="Heading3"/>
@@ -1880,8 +1880,8 @@
         <w:t xml:space="preserve">Le bouton de paiement s'active</w:t>
       </w:r>
     </w:p>
-    <w:bookmarkEnd w:id="33"/>
-    <w:bookmarkStart w:id="34" w:name="restriction-cod-cash-on-delivery"/>
+    <w:bookmarkEnd w:id="22"/>
+    <w:bookmarkStart w:id="23" w:name="restriction-cod-cash-on-delivery"/>
     <w:p>
       <w:pPr>
         <w:pStyle w:val="Heading3"/>
@@ -1918,9 +1918,9 @@
         </w:pict>
       </w:r>
     </w:p>
-    <w:bookmarkEnd w:id="34"/>
-    <w:bookmarkEnd w:id="35"/>
-    <w:bookmarkStart w:id="40" w:name="X0b9f276258c9d921fe9c2c82894c4d4d8911139"/>
+    <w:bookmarkEnd w:id="23"/>
+    <w:bookmarkEnd w:id="24"/>
+    <w:bookmarkStart w:id="29" w:name="X0b9f276258c9d921fe9c2c82894c4d4d8911139"/>
     <w:p>
       <w:pPr>
         <w:pStyle w:val="Heading2"/>
@@ -1929,7 +1929,7 @@
         <w:t xml:space="preserve">6. Payer la commande</w:t>
       </w:r>
     </w:p>
-    <w:bookmarkStart w:id="36" w:name="paiement-par-mobile-money"/>
+    <w:bookmarkStart w:id="25" w:name="paiement-par-mobile-money"/>
     <w:p>
       <w:pPr>
         <w:pStyle w:val="Heading3"/>
@@ -2085,8 +2085,8 @@
         <w:t xml:space="preserve">Le vendeur est automatiquement notifié et dispose de 45 minutes pour confirmer</w:t>
       </w:r>
     </w:p>
-    <w:bookmarkEnd w:id="36"/>
-    <w:bookmarkStart w:id="37" w:name="paiement-en-espèces-cod"/>
+    <w:bookmarkEnd w:id="25"/>
+    <w:bookmarkStart w:id="26" w:name="paiement-en-espèces-cod"/>
     <w:p>
       <w:pPr>
         <w:pStyle w:val="Heading3"/>
@@ -2191,8 +2191,8 @@
         <w:t xml:space="preserve">Le vendeur est notifié immédiatement</w:t>
       </w:r>
     </w:p>
-    <w:bookmarkEnd w:id="37"/>
-    <w:bookmarkStart w:id="38" w:name="après-le-paiement"/>
+    <w:bookmarkEnd w:id="26"/>
+    <w:bookmarkStart w:id="27" w:name="après-le-paiement"/>
     <w:p>
       <w:pPr>
         <w:pStyle w:val="Heading3"/>
@@ -2221,8 +2221,8 @@
         <w:t xml:space="preserve">"Paiement confirmé — Le vendeur a 45 minutes pour confirmer la disponibilité des pièces"</w:t>
       </w:r>
     </w:p>
-    <w:bookmarkEnd w:id="38"/>
-    <w:bookmarkStart w:id="39" w:name="protection-des-fonds-escrow"/>
+    <w:bookmarkEnd w:id="27"/>
+    <w:bookmarkStart w:id="28" w:name="protection-des-fonds-escrow"/>
     <w:p>
       <w:pPr>
         <w:pStyle w:val="Heading3"/>
@@ -2276,9 +2276,9 @@
         </w:pict>
       </w:r>
     </w:p>
-    <w:bookmarkEnd w:id="39"/>
-    <w:bookmarkEnd w:id="40"/>
-    <w:bookmarkStart w:id="44" w:name="Xb60a6bb56634d46a55f475efb07bcc04344ca38"/>
+    <w:bookmarkEnd w:id="28"/>
+    <w:bookmarkEnd w:id="29"/>
+    <w:bookmarkStart w:id="33" w:name="Xb60a6bb56634d46a55f475efb07bcc04344ca38"/>
     <w:p>
       <w:pPr>
         <w:pStyle w:val="Heading2"/>
@@ -2287,7 +2287,7 @@
         <w:t xml:space="preserve">7. Annuler une commande</w:t>
       </w:r>
     </w:p>
-    <w:bookmarkStart w:id="41" w:name="quand-pouvez-vous-annuler-"/>
+    <w:bookmarkStart w:id="30" w:name="quand-pouvez-vous-annuler-"/>
     <w:p>
       <w:pPr>
         <w:pStyle w:val="Heading3"/>
@@ -2596,8 +2596,8 @@
         </w:tc>
       </w:tr>
     </w:tbl>
-    <w:bookmarkEnd w:id="41"/>
-    <w:bookmarkStart w:id="42" w:name="comment-annuler"/>
+    <w:bookmarkEnd w:id="30"/>
+    <w:bookmarkStart w:id="31" w:name="comment-annuler"/>
     <w:p>
       <w:pPr>
         <w:pStyle w:val="Heading3"/>
@@ -2614,8 +2614,8 @@
         <w:t xml:space="preserve">Un bouton d'annulation est disponible sur la page de commande pour les statuts éligibles. Appuyez dessus pour annuler.</w:t>
       </w:r>
     </w:p>
-    <w:bookmarkEnd w:id="42"/>
-    <w:bookmarkStart w:id="43" w:name="après-lannulation"/>
+    <w:bookmarkEnd w:id="31"/>
+    <w:bookmarkStart w:id="32" w:name="après-lannulation"/>
     <w:p>
       <w:pPr>
         <w:pStyle w:val="Heading3"/>
@@ -2703,9 +2703,9 @@
         </w:pict>
       </w:r>
     </w:p>
-    <w:bookmarkEnd w:id="43"/>
-    <w:bookmarkEnd w:id="44"/>
-    <w:bookmarkStart w:id="47" w:name="Xa277f16b65f9ebb286be9b03dbba4a5e2d69d4c"/>
+    <w:bookmarkEnd w:id="32"/>
+    <w:bookmarkEnd w:id="33"/>
+    <w:bookmarkStart w:id="36" w:name="Xa277f16b65f9ebb286be9b03dbba4a5e2d69d4c"/>
     <w:p>
       <w:pPr>
         <w:pStyle w:val="Heading2"/>
@@ -2714,7 +2714,7 @@
         <w:t xml:space="preserve">8. Suivre l'état de la commande</w:t>
       </w:r>
     </w:p>
-    <w:bookmarkStart w:id="45" w:name="bandeaux-de-statut"/>
+    <w:bookmarkStart w:id="34" w:name="bandeaux-de-statut"/>
     <w:p>
       <w:pPr>
         <w:pStyle w:val="Heading3"/>
@@ -3093,8 +3093,8 @@
         </w:tc>
       </w:tr>
     </w:tbl>
-    <w:bookmarkEnd w:id="45"/>
-    <w:bookmarkStart w:id="46" w:name="suivi-de-la-livraison"/>
+    <w:bookmarkEnd w:id="34"/>
+    <w:bookmarkStart w:id="35" w:name="suivi-de-la-livraison"/>
     <w:p>
       <w:pPr>
         <w:pStyle w:val="Heading3"/>
@@ -3118,9 +3118,9 @@
         </w:pict>
       </w:r>
     </w:p>
-    <w:bookmarkEnd w:id="46"/>
-    <w:bookmarkEnd w:id="47"/>
-    <w:bookmarkStart w:id="51" w:name="Xe0e8f405ebd42ae07fde32820c448c0d83cadc6"/>
+    <w:bookmarkEnd w:id="35"/>
+    <w:bookmarkEnd w:id="36"/>
+    <w:bookmarkStart w:id="40" w:name="Xe0e8f405ebd42ae07fde32820c448c0d83cadc6"/>
     <w:p>
       <w:pPr>
         <w:pStyle w:val="Heading2"/>
@@ -3129,7 +3129,7 @@
         <w:t xml:space="preserve">9. Accès et connexion</w:t>
       </w:r>
     </w:p>
-    <w:bookmarkStart w:id="48" w:name="créer-un-compte-ou-se-connecter"/>
+    <w:bookmarkStart w:id="37" w:name="créer-un-compte-ou-se-connecter"/>
     <w:p>
       <w:pPr>
         <w:pStyle w:val="Heading3"/>
@@ -3356,8 +3356,8 @@
         <w:t xml:space="preserve">Vous êtes connecté et redirigé vers la page de commande</w:t>
       </w:r>
     </w:p>
-    <w:bookmarkEnd w:id="48"/>
-    <w:bookmarkStart w:id="49" w:name="pas-de-mot-de-passe"/>
+    <w:bookmarkEnd w:id="37"/>
+    <w:bookmarkStart w:id="38" w:name="pas-de-mot-de-passe"/>
     <w:p>
       <w:pPr>
         <w:pStyle w:val="Heading3"/>
@@ -3374,8 +3374,8 @@
         <w:t xml:space="preserve">Aucun mot de passe n'est nécessaire. La connexion repose uniquement sur votre numéro de téléphone et le code SMS.</w:t>
       </w:r>
     </w:p>
-    <w:bookmarkEnd w:id="49"/>
-    <w:bookmarkStart w:id="50" w:name="si-le-code-narrive-pas"/>
+    <w:bookmarkEnd w:id="38"/>
+    <w:bookmarkStart w:id="39" w:name="si-le-code-narrive-pas"/>
     <w:p>
       <w:pPr>
         <w:pStyle w:val="Heading3"/>
@@ -3428,9 +3428,9 @@
         </w:pict>
       </w:r>
     </w:p>
-    <w:bookmarkEnd w:id="50"/>
-    <w:bookmarkEnd w:id="51"/>
-    <w:bookmarkStart w:id="54" w:name="X5c4273da9dcdbbf811ad2cebab6877441151595"/>
+    <w:bookmarkEnd w:id="39"/>
+    <w:bookmarkEnd w:id="40"/>
+    <w:bookmarkStart w:id="43" w:name="X5c4273da9dcdbbf811ad2cebab6877441151595"/>
     <w:p>
       <w:pPr>
         <w:pStyle w:val="Heading2"/>
@@ -3460,7 +3460,7 @@
         <w:t xml:space="preserve">, un écran de consentement s'affiche.</w:t>
       </w:r>
     </w:p>
-    <w:bookmarkStart w:id="52" w:name="ce-qui-est-expliqué"/>
+    <w:bookmarkStart w:id="41" w:name="ce-qui-est-expliqué"/>
     <w:p>
       <w:pPr>
         <w:pStyle w:val="Heading3"/>
@@ -3545,8 +3545,8 @@
         <w:t xml:space="preserve">Photos de pièces</w:t>
       </w:r>
     </w:p>
-    <w:bookmarkEnd w:id="52"/>
-    <w:bookmarkStart w:id="53" w:name="ce-que-vous-devez-faire"/>
+    <w:bookmarkEnd w:id="41"/>
+    <w:bookmarkStart w:id="42" w:name="ce-que-vous-devez-faire"/>
     <w:p>
       <w:pPr>
         <w:pStyle w:val="Heading3"/>
@@ -3615,9 +3615,9 @@
         </w:pict>
       </w:r>
     </w:p>
-    <w:bookmarkEnd w:id="53"/>
-    <w:bookmarkEnd w:id="54"/>
-    <w:bookmarkStart w:id="55" w:name="Xc0ef39a12695033b8af6a15b0047e7cd872f767"/>
+    <w:bookmarkEnd w:id="42"/>
+    <w:bookmarkEnd w:id="43"/>
+    <w:bookmarkStart w:id="44" w:name="Xc0ef39a12695033b8af6a15b0047e7cd872f767"/>
     <w:p>
       <w:pPr>
         <w:pStyle w:val="Heading2"/>
@@ -3927,8 +3927,8 @@
         </w:pict>
       </w:r>
     </w:p>
-    <w:bookmarkEnd w:id="55"/>
-    <w:bookmarkStart w:id="60" w:name="Xd14530fda503d32799ba69239f453d9f995a389"/>
+    <w:bookmarkEnd w:id="44"/>
+    <w:bookmarkStart w:id="49" w:name="Xd14530fda503d32799ba69239f453d9f995a389"/>
     <w:p>
       <w:pPr>
         <w:pStyle w:val="Heading2"/>
@@ -3937,7 +3937,7 @@
         <w:t xml:space="preserve">12. Profil et gestion du compte</w:t>
       </w:r>
     </w:p>
-    <w:bookmarkStart w:id="56" w:name="page-profil"/>
+    <w:bookmarkStart w:id="45" w:name="page-profil"/>
     <w:p>
       <w:pPr>
         <w:pStyle w:val="Heading3"/>
@@ -4055,8 +4055,8 @@
         <w:t xml:space="preserve">: Le rôle actuellement sélectionné</w:t>
       </w:r>
     </w:p>
-    <w:bookmarkEnd w:id="56"/>
-    <w:bookmarkStart w:id="57" w:name="si-vous-avez-plusieurs-rôles"/>
+    <w:bookmarkEnd w:id="45"/>
+    <w:bookmarkStart w:id="46" w:name="si-vous-avez-plusieurs-rôles"/>
     <w:p>
       <w:pPr>
         <w:pStyle w:val="Heading3"/>
@@ -4073,8 +4073,8 @@
         <w:t xml:space="preserve">Si votre compte a plusieurs rôles (ex : Propriétaire + Mécanicien), vous pouvez basculer entre eux via un bouton de changement de contexte.</w:t>
       </w:r>
     </w:p>
-    <w:bookmarkEnd w:id="57"/>
-    <w:bookmarkStart w:id="58" w:name="données-personnelles"/>
+    <w:bookmarkEnd w:id="46"/>
+    <w:bookmarkStart w:id="47" w:name="données-personnelles"/>
     <w:p>
       <w:pPr>
         <w:pStyle w:val="Heading3"/>
@@ -4182,8 +4182,8 @@
         <w:t xml:space="preserve">de vos données personnelles</w:t>
       </w:r>
     </w:p>
-    <w:bookmarkEnd w:id="58"/>
-    <w:bookmarkStart w:id="59" w:name="déconnexion"/>
+    <w:bookmarkEnd w:id="47"/>
+    <w:bookmarkStart w:id="48" w:name="déconnexion"/>
     <w:p>
       <w:pPr>
         <w:pStyle w:val="Heading3"/>
@@ -4223,9 +4223,9 @@
         </w:pict>
       </w:r>
     </w:p>
-    <w:bookmarkEnd w:id="59"/>
-    <w:bookmarkEnd w:id="60"/>
-    <w:bookmarkStart w:id="64" w:name="X67c45c5425397d32d26c0a71fc085d31042b9f7"/>
+    <w:bookmarkEnd w:id="48"/>
+    <w:bookmarkEnd w:id="49"/>
+    <w:bookmarkStart w:id="53" w:name="X67c45c5425397d32d26c0a71fc085d31042b9f7"/>
     <w:p>
       <w:pPr>
         <w:pStyle w:val="Heading2"/>
@@ -4234,7 +4234,7 @@
         <w:t xml:space="preserve">13. Paiements et escrow</w:t>
       </w:r>
     </w:p>
-    <w:bookmarkStart w:id="61" w:name="le-système-descrow-vous-protège"/>
+    <w:bookmarkStart w:id="50" w:name="le-système-descrow-vous-protège"/>
     <w:p>
       <w:pPr>
         <w:pStyle w:val="Heading3"/>
@@ -4437,8 +4437,8 @@
         <w:t xml:space="preserve">                       en votre faveur</w:t>
       </w:r>
     </w:p>
-    <w:bookmarkEnd w:id="61"/>
-    <w:bookmarkStart w:id="62" w:name="X1238b159ae2235b7cf2bd4b67c05ad6a9f8ec4f"/>
+    <w:bookmarkEnd w:id="50"/>
+    <w:bookmarkStart w:id="51" w:name="X1238b159ae2235b7cf2bd4b67c05ad6a9f8ec4f"/>
     <w:p>
       <w:pPr>
         <w:pStyle w:val="Heading3"/>
@@ -4645,8 +4645,8 @@
         </w:tc>
       </w:tr>
     </w:tbl>
-    <w:bookmarkEnd w:id="62"/>
-    <w:bookmarkStart w:id="63" w:name="paiement-cod-espèces-à-la-livraison"/>
+    <w:bookmarkEnd w:id="51"/>
+    <w:bookmarkStart w:id="52" w:name="paiement-cod-espèces-à-la-livraison"/>
     <w:p>
       <w:pPr>
         <w:pStyle w:val="Heading3"/>
@@ -4716,9 +4716,9 @@
         </w:pict>
       </w:r>
     </w:p>
-    <w:bookmarkEnd w:id="63"/>
-    <w:bookmarkEnd w:id="64"/>
-    <w:bookmarkStart w:id="66" w:name="X1c4e2f251ad36fa5b41b948f8d34e1d6cca1675"/>
+    <w:bookmarkEnd w:id="52"/>
+    <w:bookmarkEnd w:id="53"/>
+    <w:bookmarkStart w:id="55" w:name="X1c4e2f251ad36fa5b41b948f8d34e1d6cca1675"/>
     <w:p>
       <w:pPr>
         <w:pStyle w:val="Heading2"/>
@@ -5208,7 +5208,7 @@
         <w:t xml:space="preserve">└───────────┘</w:t>
       </w:r>
     </w:p>
-    <w:bookmarkStart w:id="65" w:name="résumé-de-vos-actions"/>
+    <w:bookmarkStart w:id="54" w:name="résumé-de-vos-actions"/>
     <w:p>
       <w:pPr>
         <w:pStyle w:val="Heading3"/>
@@ -5382,9 +5382,9 @@
         </w:pict>
       </w:r>
     </w:p>
-    <w:bookmarkEnd w:id="65"/>
-    <w:bookmarkEnd w:id="66"/>
-    <w:bookmarkStart w:id="70" w:name="X8b83a88516cc8152362954cc0f122dcc4aec44b"/>
+    <w:bookmarkEnd w:id="54"/>
+    <w:bookmarkEnd w:id="55"/>
+    <w:bookmarkStart w:id="59" w:name="X8b83a88516cc8152362954cc0f122dcc4aec44b"/>
     <w:p>
       <w:pPr>
         <w:pStyle w:val="Heading2"/>
@@ -5393,7 +5393,7 @@
         <w:t xml:space="preserve">15. Référence rapide</w:t>
       </w:r>
     </w:p>
-    <w:bookmarkStart w:id="67" w:name="X0af8eb39931ab7558b8b36688d4bf2a9ed7e95e"/>
+    <w:bookmarkStart w:id="56" w:name="X0af8eb39931ab7558b8b36688d4bf2a9ed7e95e"/>
     <w:p>
       <w:pPr>
         <w:pStyle w:val="Heading3"/>
@@ -5604,8 +5604,8 @@
         </w:tc>
       </w:tr>
     </w:tbl>
-    <w:bookmarkEnd w:id="67"/>
-    <w:bookmarkStart w:id="68" w:name="Xd3c13ff3958c428c8f01100be05c411c05f959f"/>
+    <w:bookmarkEnd w:id="56"/>
+    <w:bookmarkStart w:id="57" w:name="Xd3c13ff3958c428c8f01100be05c411c05f959f"/>
     <w:p>
       <w:pPr>
         <w:pStyle w:val="Heading3"/>
@@ -5854,8 +5854,8 @@
         </w:tc>
       </w:tr>
     </w:tbl>
-    <w:bookmarkEnd w:id="68"/>
-    <w:bookmarkStart w:id="69" w:name="codes-derreur-fréquents"/>
+    <w:bookmarkEnd w:id="57"/>
+    <w:bookmarkStart w:id="58" w:name="codes-derreur-fréquents"/>
     <w:p>
       <w:pPr>
         <w:pStyle w:val="Heading3"/>
@@ -6073,9 +6073,9 @@
         </w:pict>
       </w:r>
     </w:p>
-    <w:bookmarkEnd w:id="69"/>
-    <w:bookmarkEnd w:id="70"/>
-    <w:bookmarkStart w:id="84" w:name="Xde0a8e004f80f3a03b911c850acfea9882d3785"/>
+    <w:bookmarkEnd w:id="58"/>
+    <w:bookmarkEnd w:id="59"/>
+    <w:bookmarkStart w:id="73" w:name="Xde0a8e004f80f3a03b911c850acfea9882d3785"/>
     <w:p>
       <w:pPr>
         <w:pStyle w:val="Heading2"/>
@@ -6084,7 +6084,7 @@
         <w:t xml:space="preserve">16. FAQ propriétaire</w:t>
       </w:r>
     </w:p>
-    <w:bookmarkStart w:id="71" w:name="q1--dois-je-créer-un-compte-pour-payer-"/>
+    <w:bookmarkStart w:id="60" w:name="q1--dois-je-créer-un-compte-pour-payer-"/>
     <w:p>
       <w:pPr>
         <w:pStyle w:val="Heading3"/>
@@ -6101,8 +6101,8 @@
         <w:t xml:space="preserve">Oui. Vous devez vous connecter avec votre numéro de téléphone pour accéder au lien de commande. La création du compte est rapide : il suffit de saisir votre numéro et le code SMS reçu.</w:t>
       </w:r>
     </w:p>
-    <w:bookmarkEnd w:id="71"/>
-    <w:bookmarkStart w:id="72" w:name="q2--comment-puis-je-payer-"/>
+    <w:bookmarkEnd w:id="60"/>
+    <w:bookmarkStart w:id="61" w:name="q2--comment-puis-je-payer-"/>
     <w:p>
       <w:pPr>
         <w:pStyle w:val="Heading3"/>
@@ -6177,8 +6177,8 @@
         <w:t xml:space="preserve">(uniquement pour les commandes de 75 000 FCFA ou moins).</w:t>
       </w:r>
     </w:p>
-    <w:bookmarkEnd w:id="72"/>
-    <w:bookmarkStart w:id="73" w:name="q3--mon-paiement-est-il-sécurisé-"/>
+    <w:bookmarkEnd w:id="61"/>
+    <w:bookmarkStart w:id="62" w:name="q3--mon-paiement-est-il-sécurisé-"/>
     <w:p>
       <w:pPr>
         <w:pStyle w:val="Heading3"/>
@@ -6211,8 +6211,8 @@
         <w:t xml:space="preserve">(séquestre) et ne sont libérés au vendeur qu'après la livraison réussie. En cas de problème, vous pouvez être remboursé.</w:t>
       </w:r>
     </w:p>
-    <w:bookmarkEnd w:id="73"/>
-    <w:bookmarkStart w:id="74" w:name="X5217bd6634a279172900e08814c4dab6854680e"/>
+    <w:bookmarkEnd w:id="62"/>
+    <w:bookmarkStart w:id="63" w:name="X5217bd6634a279172900e08814c4dab6854680e"/>
     <w:p>
       <w:pPr>
         <w:pStyle w:val="Heading3"/>
@@ -6242,8 +6242,8 @@
         <w:t xml:space="preserve">. Vous pouvez annuler aux statuts : Brouillon, En attente de paiement, Payée, et Confirmée par le vendeur. Les fonds en escrow sont alors remboursés.</w:t>
       </w:r>
     </w:p>
-    <w:bookmarkEnd w:id="74"/>
-    <w:bookmarkStart w:id="75" w:name="Xfdef6491cf70ff99562b8718463248035c7190f"/>
+    <w:bookmarkEnd w:id="63"/>
+    <w:bookmarkStart w:id="64" w:name="Xfdef6491cf70ff99562b8718463248035c7190f"/>
     <w:p>
       <w:pPr>
         <w:pStyle w:val="Heading3"/>
@@ -6260,8 +6260,8 @@
         <w:t xml:space="preserve">Rouvrez le même lien que votre mécanicien vous a envoyé. La page affiche en temps réel le statut actuel de la commande avec un bandeau coloré.</w:t>
       </w:r>
     </w:p>
-    <w:bookmarkEnd w:id="75"/>
-    <w:bookmarkStart w:id="76" w:name="q6--qui-choisit-les-pièces-"/>
+    <w:bookmarkEnd w:id="64"/>
+    <w:bookmarkStart w:id="65" w:name="q6--qui-choisit-les-pièces-"/>
     <w:p>
       <w:pPr>
         <w:pStyle w:val="Heading3"/>
@@ -6294,8 +6294,8 @@
         <w:t xml:space="preserve">choisit les pièces adaptées à votre véhicule dans le catalogue des vendeurs. Vous n'avez pas besoin de connaître les références techniques.</w:t>
       </w:r>
     </w:p>
-    <w:bookmarkEnd w:id="76"/>
-    <w:bookmarkStart w:id="77" w:name="Xd1a33c74605f0b1b11ade906e3a5e4a139d7c8e"/>
+    <w:bookmarkEnd w:id="65"/>
+    <w:bookmarkStart w:id="66" w:name="Xd1a33c74605f0b1b11ade906e3a5e4a139d7c8e"/>
     <w:p>
       <w:pPr>
         <w:pStyle w:val="Heading3"/>
@@ -6312,8 +6312,8 @@
         <w:t xml:space="preserve">Ce sont les frais facturés par votre mécanicien pour le travail de recherche et de montage des pièces. Ce montant est fixé par votre mécanicien.</w:t>
       </w:r>
     </w:p>
-    <w:bookmarkEnd w:id="77"/>
-    <w:bookmarkStart w:id="78" w:name="X34552a4df45783456fc4736a9cbfbb8dc0809be"/>
+    <w:bookmarkEnd w:id="66"/>
+    <w:bookmarkStart w:id="67" w:name="X34552a4df45783456fc4736a9cbfbb8dc0809be"/>
     <w:p>
       <w:pPr>
         <w:pStyle w:val="Heading3"/>
@@ -6346,8 +6346,8 @@
         <w:t xml:space="preserve">pour confirmer la disponibilité des pièces après votre paiement. Si le vendeur ne confirme pas dans les temps, la commande peut être annulée et vos fonds remboursés.</w:t>
       </w:r>
     </w:p>
-    <w:bookmarkEnd w:id="78"/>
-    <w:bookmarkStart w:id="79" w:name="X2d46b8822dacad2d5aa19f21b74ad0c8aa90aa9"/>
+    <w:bookmarkEnd w:id="67"/>
+    <w:bookmarkStart w:id="68" w:name="X2d46b8822dacad2d5aa19f21b74ad0c8aa90aa9"/>
     <w:p>
       <w:pPr>
         <w:pStyle w:val="Heading3"/>
@@ -6364,8 +6364,8 @@
         <w:t xml:space="preserve">Non. Le mode de livraison (EXPRESS ou STANDARD) est déterminé par l'administrateur de la plateforme. Vous n'avez pas à vous en préoccuper.</w:t>
       </w:r>
     </w:p>
-    <w:bookmarkEnd w:id="79"/>
-    <w:bookmarkStart w:id="80" w:name="X70e7e7b9f6b3617a59cba13865f29cbce9e4cf0"/>
+    <w:bookmarkEnd w:id="68"/>
+    <w:bookmarkStart w:id="69" w:name="X70e7e7b9f6b3617a59cba13865f29cbce9e4cf0"/>
     <w:p>
       <w:pPr>
         <w:pStyle w:val="Heading3"/>
@@ -6398,8 +6398,8 @@
         <w:t xml:space="preserve">au moment de la création de la commande par votre mécanicien. Le montant affiché est le montant que vous paierez.</w:t>
       </w:r>
     </w:p>
-    <w:bookmarkEnd w:id="80"/>
-    <w:bookmarkStart w:id="81" w:name="q11--comment-demander-un-remboursement-"/>
+    <w:bookmarkEnd w:id="69"/>
+    <w:bookmarkStart w:id="70" w:name="q11--comment-demander-un-remboursement-"/>
     <w:p>
       <w:pPr>
         <w:pStyle w:val="Heading3"/>
@@ -6416,8 +6416,8 @@
         <w:t xml:space="preserve">Si la commande est annulée ou si un litige est résolu en votre faveur, le remboursement est automatique. Votre mécanicien (initiateur de la commande) peut ouvrir un litige en cas de problème avec les pièces reçues.</w:t>
       </w:r>
     </w:p>
-    <w:bookmarkEnd w:id="81"/>
-    <w:bookmarkStart w:id="82" w:name="Xe372f4105c4b6a44a0ebf43c469ad7f5a7273fb"/>
+    <w:bookmarkEnd w:id="70"/>
+    <w:bookmarkStart w:id="71" w:name="Xe372f4105c4b6a44a0ebf43c469ad7f5a7273fb"/>
     <w:p>
       <w:pPr>
         <w:pStyle w:val="Heading3"/>
@@ -6434,8 +6434,8 @@
         <w:t xml:space="preserve">Non. La communication passe par votre mécanicien. Le vendeur interagit avec la plateforme, pas directement avec vous.</w:t>
       </w:r>
     </w:p>
-    <w:bookmarkEnd w:id="82"/>
-    <w:bookmarkStart w:id="83" w:name="q13--quelle-zone-est-couverte-"/>
+    <w:bookmarkEnd w:id="71"/>
+    <w:bookmarkStart w:id="72" w:name="q13--quelle-zone-est-couverte-"/>
     <w:p>
       <w:pPr>
         <w:pStyle w:val="Heading3"/>
@@ -6487,10 +6487,14 @@
         <w:t xml:space="preserve">Document généré le 2026-03-01 — Pièces v1.0</w:t>
       </w:r>
     </w:p>
-    <w:bookmarkEnd w:id="83"/>
-    <w:bookmarkEnd w:id="84"/>
-    <w:bookmarkEnd w:id="85"/>
-    <w:sectPr/>
+    <w:bookmarkEnd w:id="72"/>
+    <w:bookmarkEnd w:id="73"/>
+    <w:bookmarkEnd w:id="74"/>
+    <w:sectPr>
+      <w:footnotePr>
+        <w:numRestart w:val="eachSect"/>
+      </w:footnotePr>
+    </w:sectPr>
   </w:body>
 </w:document>
 </file>
@@ -7035,10 +7039,10 @@
   <w:docDefaults>
     <w:rPrDefault>
       <w:rPr>
-        <w:rFonts w:asciiTheme="minorHAnsi" w:cstheme="minorBidi" w:eastAsiaTheme="minorHAnsi" w:hAnsiTheme="minorHAnsi"/>
+        <w:rFonts w:asciiTheme="minorHAnsi" w:cstheme="minorBidi" w:eastAsiaTheme="minorEastAsia" w:hAnsiTheme="minorHAnsi"/>
         <w:sz w:val="24"/>
         <w:szCs w:val="24"/>
-        <w:lang w:bidi="ar-SA" w:eastAsia="en-US" w:val="en-US"/>
+        <w:lang w:bidi="ar-SA" w:eastAsia="zh-CN" w:val="en-US"/>
       </w:rPr>
     </w:rPrDefault>
     <w:pPrDefault>
@@ -7090,8 +7094,6 @@
     </w:pPr>
     <w:rPr>
       <w:rFonts w:asciiTheme="majorHAnsi" w:cstheme="majorBidi" w:eastAsiaTheme="majorEastAsia" w:hAnsiTheme="majorHAnsi"/>
-      <w:spacing w:val="-10"/>
-      <w:kern w:val="28"/>
       <w:sz w:val="56"/>
       <w:szCs w:val="56"/>
     </w:rPr>
@@ -7104,8 +7106,6 @@
     <w:rsid w:val="00A10FD9"/>
     <w:rPr>
       <w:rFonts w:asciiTheme="majorHAnsi" w:cstheme="majorBidi" w:eastAsiaTheme="majorEastAsia" w:hAnsiTheme="majorHAnsi"/>
-      <w:spacing w:val="-10"/>
-      <w:kern w:val="28"/>
       <w:sz w:val="56"/>
       <w:szCs w:val="56"/>
     </w:rPr>
@@ -7146,23 +7146,31 @@
   </w:style>
   <w:style w:customStyle="1" w:styleId="Author" w:type="paragraph">
     <w:name w:val="Author"/>
+    <w:basedOn w:val="Title"/>
     <w:next w:val="BodyText"/>
     <w:qFormat/>
     <w:pPr>
       <w:keepNext/>
       <w:keepLines/>
-      <w:jc w:val="center"/>
     </w:pPr>
+    <w:rPr>
+      <w:sz w:val="24"/>
+      <w:szCs w:val="24"/>
+    </w:rPr>
   </w:style>
   <w:style w:styleId="Date" w:type="paragraph">
     <w:name w:val="Date"/>
+    <w:basedOn w:val="Title"/>
     <w:next w:val="BodyText"/>
     <w:qFormat/>
     <w:pPr>
       <w:keepNext/>
       <w:keepLines/>
-      <w:jc w:val="center"/>
     </w:pPr>
+    <w:rPr>
+      <w:sz w:val="24"/>
+      <w:szCs w:val="24"/>
+    </w:rPr>
   </w:style>
   <w:style w:customStyle="1" w:styleId="AbstractTitle" w:type="paragraph">
     <w:name w:val="Abstract Title"/>
@@ -7575,13 +7583,6 @@
       </w:tblCellMar>
     </w:tblPr>
     <w:tblStylePr w:type="firstRow">
-      <w:tblPr>
-        <w:jc w:val="left"/>
-        <w:tblInd w:type="dxa" w:w="0"/>
-      </w:tblPr>
-      <w:trPr>
-        <w:jc w:val="left"/>
-      </w:trPr>
       <w:tcPr>
         <w:tcBorders>
           <w:bottom w:val="single"/>

--- a/docs/deep-dive-manuel-proprietaire.docx
+++ b/docs/deep-dive-manuel-proprietaire.docx
@@ -2,7 +2,7 @@
 <file path=word/document.xml><?xml version="1.0" encoding="utf-8"?>
 <w:document xmlns:w="http://schemas.openxmlformats.org/wordprocessingml/2006/main" xmlns:m="http://schemas.openxmlformats.org/officeDocument/2006/math" xmlns:r="http://schemas.openxmlformats.org/officeDocument/2006/relationships" xmlns:o="urn:schemas-microsoft-com:office:office" xmlns:v="urn:schemas-microsoft-com:vml" xmlns:w10="urn:schemas-microsoft-com:office:word" xmlns:a="http://schemas.openxmlformats.org/drawingml/2006/main" xmlns:pic="http://schemas.openxmlformats.org/drawingml/2006/picture" xmlns:wp="http://schemas.openxmlformats.org/drawingml/2006/wordprocessingDrawing">
   <w:body>
-    <w:bookmarkStart w:id="74" w:name="Xecd48583589e5ce82741d2a8dc5703bebd54a45"/>
+    <w:bookmarkStart w:id="86" w:name="Xecd48583589e5ce82741d2a8dc5703bebd54a45"/>
     <w:p>
       <w:pPr>
         <w:pStyle w:val="Heading1"/>
@@ -84,7 +84,7 @@
         </w:pict>
       </w:r>
     </w:p>
-    <w:bookmarkStart w:id="9" w:name="table-des-matières"/>
+    <w:bookmarkStart w:id="20" w:name="table-des-matières"/>
     <w:p>
       <w:pPr>
         <w:pStyle w:val="Heading2"/>
@@ -305,12 +305,12 @@
           <w:numId w:val="1001"/>
         </w:numPr>
       </w:pPr>
-      <w:hyperlink w:anchor="X67c45c5425397d32d26c0a71fc085d31042b9f7">
+      <w:hyperlink w:anchor="Xe96fc80b02e680dc9c32372fda62ce58025090f">
         <w:r>
           <w:rPr>
             <w:rStyle w:val="Hyperlink"/>
           </w:rPr>
-          <w:t xml:space="preserve">Paiements et escrow</w:t>
+          <w:t xml:space="preserve">Paiements</w:t>
         </w:r>
       </w:hyperlink>
     </w:p>
@@ -372,8 +372,8 @@
         </w:pict>
       </w:r>
     </w:p>
-    <w:bookmarkEnd w:id="9"/>
-    <w:bookmarkStart w:id="10" w:name="Xe6b26e8148b9eff1db9e5d17e9d00757397f260"/>
+    <w:bookmarkEnd w:id="20"/>
+    <w:bookmarkStart w:id="21" w:name="Xe6b26e8148b9eff1db9e5d17e9d00757397f260"/>
     <w:p>
       <w:pPr>
         <w:pStyle w:val="Heading2"/>
@@ -520,8 +520,8 @@
         </w:pict>
       </w:r>
     </w:p>
-    <w:bookmarkEnd w:id="10"/>
-    <w:bookmarkStart w:id="12" w:name="X806ace1b999752af5b64ffe5758cff7d6d0e654"/>
+    <w:bookmarkEnd w:id="21"/>
+    <w:bookmarkStart w:id="23" w:name="X806ace1b999752af5b64ffe5758cff7d6d0e654"/>
     <w:p>
       <w:pPr>
         <w:pStyle w:val="Heading2"/>
@@ -829,7 +829,7 @@
         <w:t xml:space="preserve">  Reçoit les pièces          Commande terminée             Reçoit le paiement</w:t>
       </w:r>
     </w:p>
-    <w:bookmarkStart w:id="11" w:name="ce-que-vous-voyez"/>
+    <w:bookmarkStart w:id="22" w:name="ce-que-vous-voyez"/>
     <w:p>
       <w:pPr>
         <w:pStyle w:val="Heading3"/>
@@ -927,9 +927,9 @@
         </w:pict>
       </w:r>
     </w:p>
-    <w:bookmarkEnd w:id="11"/>
-    <w:bookmarkEnd w:id="12"/>
-    <w:bookmarkStart w:id="15" w:name="X9ff6597f4635529c7bb905fd3eec0522d129207"/>
+    <w:bookmarkEnd w:id="22"/>
+    <w:bookmarkEnd w:id="23"/>
+    <w:bookmarkStart w:id="26" w:name="X9ff6597f4635529c7bb905fd3eec0522d129207"/>
     <w:p>
       <w:pPr>
         <w:pStyle w:val="Heading2"/>
@@ -938,7 +938,7 @@
         <w:t xml:space="preserve">3. Recevoir un lien de commande</w:t>
       </w:r>
     </w:p>
-    <w:bookmarkStart w:id="13" w:name="comment-ça-arrive"/>
+    <w:bookmarkStart w:id="24" w:name="comment-ça-arrive"/>
     <w:p>
       <w:pPr>
         <w:pStyle w:val="Heading3"/>
@@ -1028,8 +1028,8 @@
         <w:t xml:space="preserve">) de 16 octets.</w:t>
       </w:r>
     </w:p>
-    <w:bookmarkEnd w:id="13"/>
-    <w:bookmarkStart w:id="14" w:name="que-faire"/>
+    <w:bookmarkEnd w:id="24"/>
+    <w:bookmarkStart w:id="25" w:name="que-faire"/>
     <w:p>
       <w:pPr>
         <w:pStyle w:val="Heading3"/>
@@ -1117,9 +1117,9 @@
         </w:pict>
       </w:r>
     </w:p>
-    <w:bookmarkEnd w:id="14"/>
-    <w:bookmarkEnd w:id="15"/>
-    <w:bookmarkStart w:id="20" w:name="X63dbaa2fb546602bfbae8ee731d53258cfb1d4a"/>
+    <w:bookmarkEnd w:id="25"/>
+    <w:bookmarkEnd w:id="26"/>
+    <w:bookmarkStart w:id="31" w:name="X63dbaa2fb546602bfbae8ee731d53258cfb1d4a"/>
     <w:p>
       <w:pPr>
         <w:pStyle w:val="Heading2"/>
@@ -1128,7 +1128,7 @@
         <w:t xml:space="preserve">4. Consulter le détail de la commande</w:t>
       </w:r>
     </w:p>
-    <w:bookmarkStart w:id="18" w:name="informations-affichées"/>
+    <w:bookmarkStart w:id="29" w:name="informations-affichées"/>
     <w:p>
       <w:pPr>
         <w:pStyle w:val="Heading3"/>
@@ -1145,7 +1145,7 @@
         <w:t xml:space="preserve">La page de commande affiche :</w:t>
       </w:r>
     </w:p>
-    <w:bookmarkStart w:id="16" w:name="liste-des-pièces"/>
+    <w:bookmarkStart w:id="27" w:name="liste-des-pièces"/>
     <w:p>
       <w:pPr>
         <w:pStyle w:val="Heading4"/>
@@ -1368,8 +1368,8 @@
         </w:tc>
       </w:tr>
     </w:tbl>
-    <w:bookmarkEnd w:id="16"/>
-    <w:bookmarkStart w:id="17" w:name="récapitulatif-des-coûts"/>
+    <w:bookmarkEnd w:id="27"/>
+    <w:bookmarkStart w:id="28" w:name="récapitulatif-des-coûts"/>
     <w:p>
       <w:pPr>
         <w:pStyle w:val="Heading4"/>
@@ -1538,9 +1538,9 @@
         </w:tc>
       </w:tr>
     </w:tbl>
-    <w:bookmarkEnd w:id="17"/>
-    <w:bookmarkEnd w:id="18"/>
-    <w:bookmarkStart w:id="19" w:name="prix-garantis"/>
+    <w:bookmarkEnd w:id="28"/>
+    <w:bookmarkEnd w:id="29"/>
+    <w:bookmarkStart w:id="30" w:name="prix-garantis"/>
     <w:p>
       <w:pPr>
         <w:pStyle w:val="Heading3"/>
@@ -1580,9 +1580,9 @@
         </w:pict>
       </w:r>
     </w:p>
-    <w:bookmarkEnd w:id="19"/>
-    <w:bookmarkEnd w:id="20"/>
-    <w:bookmarkStart w:id="24" w:name="X8ace455474771aac41f6fe24e369d11b51f0817"/>
+    <w:bookmarkEnd w:id="30"/>
+    <w:bookmarkEnd w:id="31"/>
+    <w:bookmarkStart w:id="35" w:name="X8ace455474771aac41f6fe24e369d11b51f0817"/>
     <w:p>
       <w:pPr>
         <w:pStyle w:val="Heading2"/>
@@ -1591,7 +1591,7 @@
         <w:t xml:space="preserve">5. Choisir une méthode de paiement</w:t>
       </w:r>
     </w:p>
-    <w:bookmarkStart w:id="21" w:name="méthodes-disponibles"/>
+    <w:bookmarkStart w:id="32" w:name="méthodes-disponibles"/>
     <w:p>
       <w:pPr>
         <w:pStyle w:val="Heading3"/>
@@ -1824,8 +1824,8 @@
         </w:tc>
       </w:tr>
     </w:tbl>
-    <w:bookmarkEnd w:id="21"/>
-    <w:bookmarkStart w:id="22" w:name="comment-choisir"/>
+    <w:bookmarkEnd w:id="32"/>
+    <w:bookmarkStart w:id="33" w:name="comment-choisir"/>
     <w:p>
       <w:pPr>
         <w:pStyle w:val="Heading3"/>
@@ -1880,8 +1880,8 @@
         <w:t xml:space="preserve">Le bouton de paiement s'active</w:t>
       </w:r>
     </w:p>
-    <w:bookmarkEnd w:id="22"/>
-    <w:bookmarkStart w:id="23" w:name="restriction-cod-cash-on-delivery"/>
+    <w:bookmarkEnd w:id="33"/>
+    <w:bookmarkStart w:id="34" w:name="restriction-cod-cash-on-delivery"/>
     <w:p>
       <w:pPr>
         <w:pStyle w:val="Heading3"/>
@@ -1918,9 +1918,9 @@
         </w:pict>
       </w:r>
     </w:p>
-    <w:bookmarkEnd w:id="23"/>
-    <w:bookmarkEnd w:id="24"/>
-    <w:bookmarkStart w:id="29" w:name="X0b9f276258c9d921fe9c2c82894c4d4d8911139"/>
+    <w:bookmarkEnd w:id="34"/>
+    <w:bookmarkEnd w:id="35"/>
+    <w:bookmarkStart w:id="40" w:name="X0b9f276258c9d921fe9c2c82894c4d4d8911139"/>
     <w:p>
       <w:pPr>
         <w:pStyle w:val="Heading2"/>
@@ -1929,7 +1929,7 @@
         <w:t xml:space="preserve">6. Payer la commande</w:t>
       </w:r>
     </w:p>
-    <w:bookmarkStart w:id="25" w:name="paiement-par-mobile-money"/>
+    <w:bookmarkStart w:id="36" w:name="paiement-par-mobile-money"/>
     <w:p>
       <w:pPr>
         <w:pStyle w:val="Heading3"/>
@@ -2085,8 +2085,8 @@
         <w:t xml:space="preserve">Le vendeur est automatiquement notifié et dispose de 45 minutes pour confirmer</w:t>
       </w:r>
     </w:p>
-    <w:bookmarkEnd w:id="25"/>
-    <w:bookmarkStart w:id="26" w:name="paiement-en-espèces-cod"/>
+    <w:bookmarkEnd w:id="36"/>
+    <w:bookmarkStart w:id="37" w:name="paiement-en-espèces-cod"/>
     <w:p>
       <w:pPr>
         <w:pStyle w:val="Heading3"/>
@@ -2191,8 +2191,8 @@
         <w:t xml:space="preserve">Le vendeur est notifié immédiatement</w:t>
       </w:r>
     </w:p>
-    <w:bookmarkEnd w:id="26"/>
-    <w:bookmarkStart w:id="27" w:name="après-le-paiement"/>
+    <w:bookmarkEnd w:id="37"/>
+    <w:bookmarkStart w:id="38" w:name="après-le-paiement"/>
     <w:p>
       <w:pPr>
         <w:pStyle w:val="Heading3"/>
@@ -2221,14 +2221,14 @@
         <w:t xml:space="preserve">"Paiement confirmé — Le vendeur a 45 minutes pour confirmer la disponibilité des pièces"</w:t>
       </w:r>
     </w:p>
-    <w:bookmarkEnd w:id="27"/>
-    <w:bookmarkStart w:id="28" w:name="protection-des-fonds-escrow"/>
+    <w:bookmarkEnd w:id="38"/>
+    <w:bookmarkStart w:id="39" w:name="comment-votre-paiement-est-protégé"/>
     <w:p>
       <w:pPr>
         <w:pStyle w:val="Heading3"/>
       </w:pPr>
       <w:r>
-        <w:t xml:space="preserve">Protection des fonds (escrow)</w:t>
+        <w:t xml:space="preserve">Comment votre paiement est protégé</w:t>
       </w:r>
     </w:p>
     <w:p>
@@ -2236,7 +2236,7 @@
         <w:pStyle w:val="FirstParagraph"/>
       </w:pPr>
       <w:r>
-        <w:t xml:space="preserve">Votre paiement est</w:t>
+        <w:t xml:space="preserve">Vous choisissez</w:t>
       </w:r>
       <w:r>
         <w:t xml:space="preserve"> </w:t>
@@ -2246,23 +2246,23 @@
           <w:b/>
           <w:bCs/>
         </w:rPr>
-        <w:t xml:space="preserve">sécurisé</w:t>
-      </w:r>
-      <w:r>
-        <w:t xml:space="preserve"> </w:t>
-      </w:r>
-      <w:r>
-        <w:t xml:space="preserve">par un système d'escrow (séquestre). Les fonds ne sont libérés au vendeur qu'après la livraison réussie. En cas de problème, vous pouvez être remboursé (voir section</w:t>
-      </w:r>
-      <w:r>
-        <w:t xml:space="preserve"> </w:t>
-      </w:r>
-      <w:hyperlink w:anchor="X67c45c5425397d32d26c0a71fc085d31042b9f7">
+        <w:t xml:space="preserve">quand</w:t>
+      </w:r>
+      <w:r>
+        <w:t xml:space="preserve"> </w:t>
+      </w:r>
+      <w:r>
+        <w:t xml:space="preserve">payer : en ligne au moment de la commande, ou au livreur à la remise de la pièce. Si vous payez à la remise, vous voyez la pièce avant de la régler — et le livreur ne vous la laisse pas sans encaissement. Si vous avez payé en ligne et que la pièce ne correspond pas, le retour sous 48 h s'applique (voir section</w:t>
+      </w:r>
+      <w:r>
+        <w:t xml:space="preserve"> </w:t>
+      </w:r>
+      <w:hyperlink w:anchor="Xe96fc80b02e680dc9c32372fda62ce58025090f">
         <w:r>
           <w:rPr>
             <w:rStyle w:val="Hyperlink"/>
           </w:rPr>
-          <w:t xml:space="preserve">Paiements et escrow</w:t>
+          <w:t xml:space="preserve">Paiements</w:t>
         </w:r>
       </w:hyperlink>
       <w:r>
@@ -2276,9 +2276,9 @@
         </w:pict>
       </w:r>
     </w:p>
-    <w:bookmarkEnd w:id="28"/>
-    <w:bookmarkEnd w:id="29"/>
-    <w:bookmarkStart w:id="33" w:name="Xb60a6bb56634d46a55f475efb07bcc04344ca38"/>
+    <w:bookmarkEnd w:id="39"/>
+    <w:bookmarkEnd w:id="40"/>
+    <w:bookmarkStart w:id="44" w:name="Xb60a6bb56634d46a55f475efb07bcc04344ca38"/>
     <w:p>
       <w:pPr>
         <w:pStyle w:val="Heading2"/>
@@ -2287,7 +2287,7 @@
         <w:t xml:space="preserve">7. Annuler une commande</w:t>
       </w:r>
     </w:p>
-    <w:bookmarkStart w:id="30" w:name="quand-pouvez-vous-annuler-"/>
+    <w:bookmarkStart w:id="41" w:name="quand-pouvez-vous-annuler-"/>
     <w:p>
       <w:pPr>
         <w:pStyle w:val="Heading3"/>
@@ -2596,8 +2596,8 @@
         </w:tc>
       </w:tr>
     </w:tbl>
-    <w:bookmarkEnd w:id="30"/>
-    <w:bookmarkStart w:id="31" w:name="comment-annuler"/>
+    <w:bookmarkEnd w:id="41"/>
+    <w:bookmarkStart w:id="42" w:name="comment-annuler"/>
     <w:p>
       <w:pPr>
         <w:pStyle w:val="Heading3"/>
@@ -2614,8 +2614,8 @@
         <w:t xml:space="preserve">Un bouton d'annulation est disponible sur la page de commande pour les statuts éligibles. Appuyez dessus pour annuler.</w:t>
       </w:r>
     </w:p>
-    <w:bookmarkEnd w:id="31"/>
-    <w:bookmarkStart w:id="32" w:name="après-lannulation"/>
+    <w:bookmarkEnd w:id="42"/>
+    <w:bookmarkStart w:id="43" w:name="après-lannulation"/>
     <w:p>
       <w:pPr>
         <w:pStyle w:val="Heading3"/>
@@ -2683,7 +2683,7 @@
         </w:numPr>
       </w:pPr>
       <w:r>
-        <w:t xml:space="preserve">Si vous aviez déjà payé par mobile money, les fonds en escrow sont</w:t>
+        <w:t xml:space="preserve">Si vous aviez déjà payé en ligne, vous êtes</w:t>
       </w:r>
       <w:r>
         <w:t xml:space="preserve"> </w:t>
@@ -2693,7 +2693,13 @@
           <w:b/>
           <w:bCs/>
         </w:rPr>
-        <w:t xml:space="preserve">remboursés</w:t>
+        <w:t xml:space="preserve">remboursé</w:t>
+      </w:r>
+      <w:r>
+        <w:t xml:space="preserve"> </w:t>
+      </w:r>
+      <w:r>
+        <w:t xml:space="preserve">; si vous deviez payer à la remise, il n'y a simplement rien à encaisser</w:t>
       </w:r>
     </w:p>
     <w:p>
@@ -2703,9 +2709,9 @@
         </w:pict>
       </w:r>
     </w:p>
-    <w:bookmarkEnd w:id="32"/>
-    <w:bookmarkEnd w:id="33"/>
-    <w:bookmarkStart w:id="36" w:name="Xa277f16b65f9ebb286be9b03dbba4a5e2d69d4c"/>
+    <w:bookmarkEnd w:id="43"/>
+    <w:bookmarkEnd w:id="44"/>
+    <w:bookmarkStart w:id="47" w:name="Xa277f16b65f9ebb286be9b03dbba4a5e2d69d4c"/>
     <w:p>
       <w:pPr>
         <w:pStyle w:val="Heading2"/>
@@ -2714,7 +2720,7 @@
         <w:t xml:space="preserve">8. Suivre l'état de la commande</w:t>
       </w:r>
     </w:p>
-    <w:bookmarkStart w:id="34" w:name="bandeaux-de-statut"/>
+    <w:bookmarkStart w:id="45" w:name="bandeaux-de-statut"/>
     <w:p>
       <w:pPr>
         <w:pStyle w:val="Heading3"/>
@@ -3093,8 +3099,8 @@
         </w:tc>
       </w:tr>
     </w:tbl>
-    <w:bookmarkEnd w:id="34"/>
-    <w:bookmarkStart w:id="35" w:name="suivi-de-la-livraison"/>
+    <w:bookmarkEnd w:id="45"/>
+    <w:bookmarkStart w:id="46" w:name="suivi-de-la-livraison"/>
     <w:p>
       <w:pPr>
         <w:pStyle w:val="Heading3"/>
@@ -3118,9 +3124,9 @@
         </w:pict>
       </w:r>
     </w:p>
-    <w:bookmarkEnd w:id="35"/>
-    <w:bookmarkEnd w:id="36"/>
-    <w:bookmarkStart w:id="40" w:name="Xe0e8f405ebd42ae07fde32820c448c0d83cadc6"/>
+    <w:bookmarkEnd w:id="46"/>
+    <w:bookmarkEnd w:id="47"/>
+    <w:bookmarkStart w:id="51" w:name="Xe0e8f405ebd42ae07fde32820c448c0d83cadc6"/>
     <w:p>
       <w:pPr>
         <w:pStyle w:val="Heading2"/>
@@ -3129,7 +3135,7 @@
         <w:t xml:space="preserve">9. Accès et connexion</w:t>
       </w:r>
     </w:p>
-    <w:bookmarkStart w:id="37" w:name="créer-un-compte-ou-se-connecter"/>
+    <w:bookmarkStart w:id="48" w:name="créer-un-compte-ou-se-connecter"/>
     <w:p>
       <w:pPr>
         <w:pStyle w:val="Heading3"/>
@@ -3356,8 +3362,8 @@
         <w:t xml:space="preserve">Vous êtes connecté et redirigé vers la page de commande</w:t>
       </w:r>
     </w:p>
-    <w:bookmarkEnd w:id="37"/>
-    <w:bookmarkStart w:id="38" w:name="pas-de-mot-de-passe"/>
+    <w:bookmarkEnd w:id="48"/>
+    <w:bookmarkStart w:id="49" w:name="pas-de-mot-de-passe"/>
     <w:p>
       <w:pPr>
         <w:pStyle w:val="Heading3"/>
@@ -3374,8 +3380,8 @@
         <w:t xml:space="preserve">Aucun mot de passe n'est nécessaire. La connexion repose uniquement sur votre numéro de téléphone et le code SMS.</w:t>
       </w:r>
     </w:p>
-    <w:bookmarkEnd w:id="38"/>
-    <w:bookmarkStart w:id="39" w:name="si-le-code-narrive-pas"/>
+    <w:bookmarkEnd w:id="49"/>
+    <w:bookmarkStart w:id="50" w:name="si-le-code-narrive-pas"/>
     <w:p>
       <w:pPr>
         <w:pStyle w:val="Heading3"/>
@@ -3428,9 +3434,9 @@
         </w:pict>
       </w:r>
     </w:p>
-    <w:bookmarkEnd w:id="39"/>
-    <w:bookmarkEnd w:id="40"/>
-    <w:bookmarkStart w:id="43" w:name="X5c4273da9dcdbbf811ad2cebab6877441151595"/>
+    <w:bookmarkEnd w:id="50"/>
+    <w:bookmarkEnd w:id="51"/>
+    <w:bookmarkStart w:id="54" w:name="X5c4273da9dcdbbf811ad2cebab6877441151595"/>
     <w:p>
       <w:pPr>
         <w:pStyle w:val="Heading2"/>
@@ -3460,7 +3466,7 @@
         <w:t xml:space="preserve">, un écran de consentement s'affiche.</w:t>
       </w:r>
     </w:p>
-    <w:bookmarkStart w:id="41" w:name="ce-qui-est-expliqué"/>
+    <w:bookmarkStart w:id="52" w:name="ce-qui-est-expliqué"/>
     <w:p>
       <w:pPr>
         <w:pStyle w:val="Heading3"/>
@@ -3545,8 +3551,8 @@
         <w:t xml:space="preserve">Photos de pièces</w:t>
       </w:r>
     </w:p>
-    <w:bookmarkEnd w:id="41"/>
-    <w:bookmarkStart w:id="42" w:name="ce-que-vous-devez-faire"/>
+    <w:bookmarkEnd w:id="52"/>
+    <w:bookmarkStart w:id="53" w:name="ce-que-vous-devez-faire"/>
     <w:p>
       <w:pPr>
         <w:pStyle w:val="Heading3"/>
@@ -3615,9 +3621,9 @@
         </w:pict>
       </w:r>
     </w:p>
-    <w:bookmarkEnd w:id="42"/>
-    <w:bookmarkEnd w:id="43"/>
-    <w:bookmarkStart w:id="44" w:name="Xc0ef39a12695033b8af6a15b0047e7cd872f767"/>
+    <w:bookmarkEnd w:id="53"/>
+    <w:bookmarkEnd w:id="54"/>
+    <w:bookmarkStart w:id="55" w:name="Xc0ef39a12695033b8af6a15b0047e7cd872f767"/>
     <w:p>
       <w:pPr>
         <w:pStyle w:val="Heading2"/>
@@ -3927,8 +3933,8 @@
         </w:pict>
       </w:r>
     </w:p>
-    <w:bookmarkEnd w:id="44"/>
-    <w:bookmarkStart w:id="49" w:name="Xd14530fda503d32799ba69239f453d9f995a389"/>
+    <w:bookmarkEnd w:id="55"/>
+    <w:bookmarkStart w:id="60" w:name="Xd14530fda503d32799ba69239f453d9f995a389"/>
     <w:p>
       <w:pPr>
         <w:pStyle w:val="Heading2"/>
@@ -3937,7 +3943,7 @@
         <w:t xml:space="preserve">12. Profil et gestion du compte</w:t>
       </w:r>
     </w:p>
-    <w:bookmarkStart w:id="45" w:name="page-profil"/>
+    <w:bookmarkStart w:id="56" w:name="page-profil"/>
     <w:p>
       <w:pPr>
         <w:pStyle w:val="Heading3"/>
@@ -4055,8 +4061,8 @@
         <w:t xml:space="preserve">: Le rôle actuellement sélectionné</w:t>
       </w:r>
     </w:p>
-    <w:bookmarkEnd w:id="45"/>
-    <w:bookmarkStart w:id="46" w:name="si-vous-avez-plusieurs-rôles"/>
+    <w:bookmarkEnd w:id="56"/>
+    <w:bookmarkStart w:id="57" w:name="si-vous-avez-plusieurs-rôles"/>
     <w:p>
       <w:pPr>
         <w:pStyle w:val="Heading3"/>
@@ -4073,8 +4079,8 @@
         <w:t xml:space="preserve">Si votre compte a plusieurs rôles (ex : Propriétaire + Mécanicien), vous pouvez basculer entre eux via un bouton de changement de contexte.</w:t>
       </w:r>
     </w:p>
-    <w:bookmarkEnd w:id="46"/>
-    <w:bookmarkStart w:id="47" w:name="données-personnelles"/>
+    <w:bookmarkEnd w:id="57"/>
+    <w:bookmarkStart w:id="58" w:name="données-personnelles"/>
     <w:p>
       <w:pPr>
         <w:pStyle w:val="Heading3"/>
@@ -4182,8 +4188,8 @@
         <w:t xml:space="preserve">de vos données personnelles</w:t>
       </w:r>
     </w:p>
-    <w:bookmarkEnd w:id="47"/>
-    <w:bookmarkStart w:id="48" w:name="déconnexion"/>
+    <w:bookmarkEnd w:id="58"/>
+    <w:bookmarkStart w:id="59" w:name="déconnexion"/>
     <w:p>
       <w:pPr>
         <w:pStyle w:val="Heading3"/>
@@ -4223,24 +4229,24 @@
         </w:pict>
       </w:r>
     </w:p>
-    <w:bookmarkEnd w:id="48"/>
-    <w:bookmarkEnd w:id="49"/>
-    <w:bookmarkStart w:id="53" w:name="X67c45c5425397d32d26c0a71fc085d31042b9f7"/>
+    <w:bookmarkEnd w:id="59"/>
+    <w:bookmarkEnd w:id="60"/>
+    <w:bookmarkStart w:id="65" w:name="Xe96fc80b02e680dc9c32372fda62ce58025090f"/>
     <w:p>
       <w:pPr>
         <w:pStyle w:val="Heading2"/>
       </w:pPr>
       <w:r>
-        <w:t xml:space="preserve">13. Paiements et escrow</w:t>
-      </w:r>
-    </w:p>
-    <w:bookmarkStart w:id="50" w:name="le-système-descrow-vous-protège"/>
+        <w:t xml:space="preserve">13. Paiements</w:t>
+      </w:r>
+    </w:p>
+    <w:bookmarkStart w:id="61" w:name="vous-choisissez-quand-payer"/>
     <w:p>
       <w:pPr>
         <w:pStyle w:val="Heading3"/>
       </w:pPr>
       <w:r>
-        <w:t xml:space="preserve">Le système d'escrow vous protège</w:t>
+        <w:t xml:space="preserve">Vous choisissez quand payer</w:t>
       </w:r>
     </w:p>
     <w:p>
@@ -4248,1158 +4254,7 @@
         <w:pStyle w:val="FirstParagraph"/>
       </w:pPr>
       <w:r>
-        <w:t xml:space="preserve">Pour votre sécurité, Pièces utilise un système d'</w:t>
-      </w:r>
-      <w:r>
-        <w:rPr>
-          <w:b/>
-          <w:bCs/>
-        </w:rPr>
-        <w:t xml:space="preserve">escrow</w:t>
-      </w:r>
-      <w:r>
-        <w:t xml:space="preserve"> </w:t>
-      </w:r>
-      <w:r>
-        <w:t xml:space="preserve">(séquestre). Votre argent ne va pas directement au vendeur — il est retenu en séquestre jusqu'à la livraison réussie.</w:t>
-      </w:r>
-    </w:p>
-    <w:p>
-      <w:pPr>
-        <w:pStyle w:val="SourceCode"/>
-      </w:pPr>
-      <w:r>
-        <w:rPr>
-          <w:rStyle w:val="VerbatimChar"/>
-        </w:rPr>
-        <w:t xml:space="preserve">Vous payez</w:t>
-      </w:r>
-      <w:r>
-        <w:br/>
-      </w:r>
-      <w:r>
-        <w:rPr>
-          <w:rStyle w:val="VerbatimChar"/>
-        </w:rPr>
-        <w:t xml:space="preserve">    │</w:t>
-      </w:r>
-      <w:r>
-        <w:br/>
-      </w:r>
-      <w:r>
-        <w:rPr>
-          <w:rStyle w:val="VerbatimChar"/>
-        </w:rPr>
-        <w:t xml:space="preserve">    ▼</w:t>
-      </w:r>
-      <w:r>
-        <w:br/>
-      </w:r>
-      <w:r>
-        <w:rPr>
-          <w:rStyle w:val="VerbatimChar"/>
-        </w:rPr>
-        <w:t xml:space="preserve">┌─────────┐</w:t>
-      </w:r>
-      <w:r>
-        <w:br/>
-      </w:r>
-      <w:r>
-        <w:rPr>
-          <w:rStyle w:val="VerbatimChar"/>
-        </w:rPr>
-        <w:t xml:space="preserve">│  HELD   │ ← Vos fonds sont en séquestre (protégés)</w:t>
-      </w:r>
-      <w:r>
-        <w:br/>
-      </w:r>
-      <w:r>
-        <w:rPr>
-          <w:rStyle w:val="VerbatimChar"/>
-        </w:rPr>
-        <w:t xml:space="preserve">└────┬────┘</w:t>
-      </w:r>
-      <w:r>
-        <w:br/>
-      </w:r>
-      <w:r>
-        <w:rPr>
-          <w:rStyle w:val="VerbatimChar"/>
-        </w:rPr>
-        <w:t xml:space="preserve">     │</w:t>
-      </w:r>
-      <w:r>
-        <w:br/>
-      </w:r>
-      <w:r>
-        <w:rPr>
-          <w:rStyle w:val="VerbatimChar"/>
-        </w:rPr>
-        <w:t xml:space="preserve">     │  Livraison réussie (+ 48h sans litige)</w:t>
-      </w:r>
-      <w:r>
-        <w:br/>
-      </w:r>
-      <w:r>
-        <w:rPr>
-          <w:rStyle w:val="VerbatimChar"/>
-        </w:rPr>
-        <w:t xml:space="preserve">     │</w:t>
-      </w:r>
-      <w:r>
-        <w:br/>
-      </w:r>
-      <w:r>
-        <w:rPr>
-          <w:rStyle w:val="VerbatimChar"/>
-        </w:rPr>
-        <w:t xml:space="preserve">     ├───────────────────────┐</w:t>
-      </w:r>
-      <w:r>
-        <w:br/>
-      </w:r>
-      <w:r>
-        <w:rPr>
-          <w:rStyle w:val="VerbatimChar"/>
-        </w:rPr>
-        <w:t xml:space="preserve">     │                       │</w:t>
-      </w:r>
-      <w:r>
-        <w:br/>
-      </w:r>
-      <w:r>
-        <w:rPr>
-          <w:rStyle w:val="VerbatimChar"/>
-        </w:rPr>
-        <w:t xml:space="preserve">     ▼                       ▼</w:t>
-      </w:r>
-      <w:r>
-        <w:br/>
-      </w:r>
-      <w:r>
-        <w:rPr>
-          <w:rStyle w:val="VerbatimChar"/>
-        </w:rPr>
-        <w:t xml:space="preserve">┌──────────┐          ┌───────────┐</w:t>
-      </w:r>
-      <w:r>
-        <w:br/>
-      </w:r>
-      <w:r>
-        <w:rPr>
-          <w:rStyle w:val="VerbatimChar"/>
-        </w:rPr>
-        <w:t xml:space="preserve">│ RELEASED │          │ REFUNDED  │</w:t>
-      </w:r>
-      <w:r>
-        <w:br/>
-      </w:r>
-      <w:r>
-        <w:rPr>
-          <w:rStyle w:val="VerbatimChar"/>
-        </w:rPr>
-        <w:t xml:space="preserve">│(vendeur) │          │  (vous)   │</w:t>
-      </w:r>
-      <w:r>
-        <w:br/>
-      </w:r>
-      <w:r>
-        <w:rPr>
-          <w:rStyle w:val="VerbatimChar"/>
-        </w:rPr>
-        <w:t xml:space="preserve">└──────────┘          └───────────┘</w:t>
-      </w:r>
-      <w:r>
-        <w:br/>
-      </w:r>
-      <w:r>
-        <w:rPr>
-          <w:rStyle w:val="VerbatimChar"/>
-        </w:rPr>
-        <w:t xml:space="preserve">   Normal              En cas de</w:t>
-      </w:r>
-      <w:r>
-        <w:br/>
-      </w:r>
-      <w:r>
-        <w:rPr>
-          <w:rStyle w:val="VerbatimChar"/>
-        </w:rPr>
-        <w:t xml:space="preserve">                       litige résolu</w:t>
-      </w:r>
-      <w:r>
-        <w:br/>
-      </w:r>
-      <w:r>
-        <w:rPr>
-          <w:rStyle w:val="VerbatimChar"/>
-        </w:rPr>
-        <w:t xml:space="preserve">                       en votre faveur</w:t>
-      </w:r>
-    </w:p>
-    <w:bookmarkEnd w:id="50"/>
-    <w:bookmarkStart w:id="51" w:name="X1238b159ae2235b7cf2bd4b67c05ad6a9f8ec4f"/>
-    <w:p>
-      <w:pPr>
-        <w:pStyle w:val="Heading3"/>
-      </w:pPr>
-      <w:r>
-        <w:t xml:space="preserve">Quand les fonds sont-ils libérés au vendeur ?</w:t>
-      </w:r>
-    </w:p>
-    <w:tbl>
-      <w:tblPr>
-        <w:tblStyle w:val="Table"/>
-        <w:tblW w:type="auto" w:w="0"/>
-        <w:tblLook w:firstRow="1" w:lastRow="0" w:firstColumn="0" w:lastColumn="0" w:noHBand="0" w:noVBand="0" w:val="0020"/>
-      </w:tblPr>
-      <w:tblGrid>
-        <w:gridCol w:w="3960"/>
-        <w:gridCol w:w="3960"/>
-      </w:tblGrid>
-      <w:tr>
-        <w:trPr>
-          <w:tblHeader w:val="on"/>
-        </w:trPr>
-        <w:tc>
-          <w:tcPr/>
-          <w:p>
-            <w:pPr>
-              <w:pStyle w:val="Compact"/>
-            </w:pPr>
-            <w:r>
-              <w:t xml:space="preserve">Situation</w:t>
-            </w:r>
-          </w:p>
-        </w:tc>
-        <w:tc>
-          <w:tcPr/>
-          <w:p>
-            <w:pPr>
-              <w:pStyle w:val="Compact"/>
-            </w:pPr>
-            <w:r>
-              <w:t xml:space="preserve">Résultat</w:t>
-            </w:r>
-          </w:p>
-        </w:tc>
-      </w:tr>
-      <w:tr>
-        <w:tc>
-          <w:tcPr/>
-          <w:p>
-            <w:pPr>
-              <w:pStyle w:val="Compact"/>
-            </w:pPr>
-            <w:r>
-              <w:t xml:space="preserve">Livraison confirmée + 48h sans litige</w:t>
-            </w:r>
-          </w:p>
-        </w:tc>
-        <w:tc>
-          <w:tcPr/>
-          <w:p>
-            <w:pPr>
-              <w:pStyle w:val="Compact"/>
-            </w:pPr>
-            <w:r>
-              <w:t xml:space="preserve">Fonds</w:t>
-            </w:r>
-            <w:r>
-              <w:t xml:space="preserve"> </w:t>
-            </w:r>
-            <w:r>
-              <w:rPr>
-                <w:b/>
-                <w:bCs/>
-              </w:rPr>
-              <w:t xml:space="preserve">libérés</w:t>
-            </w:r>
-            <w:r>
-              <w:t xml:space="preserve"> </w:t>
-            </w:r>
-            <w:r>
-              <w:t xml:space="preserve">au vendeur</w:t>
-            </w:r>
-          </w:p>
-        </w:tc>
-      </w:tr>
-      <w:tr>
-        <w:tc>
-          <w:tcPr/>
-          <w:p>
-            <w:pPr>
-              <w:pStyle w:val="Compact"/>
-            </w:pPr>
-            <w:r>
-              <w:t xml:space="preserve">Litige résolu en faveur du vendeur</w:t>
-            </w:r>
-          </w:p>
-        </w:tc>
-        <w:tc>
-          <w:tcPr/>
-          <w:p>
-            <w:pPr>
-              <w:pStyle w:val="Compact"/>
-            </w:pPr>
-            <w:r>
-              <w:t xml:space="preserve">Fonds</w:t>
-            </w:r>
-            <w:r>
-              <w:t xml:space="preserve"> </w:t>
-            </w:r>
-            <w:r>
-              <w:rPr>
-                <w:b/>
-                <w:bCs/>
-              </w:rPr>
-              <w:t xml:space="preserve">libérés</w:t>
-            </w:r>
-            <w:r>
-              <w:t xml:space="preserve"> </w:t>
-            </w:r>
-            <w:r>
-              <w:t xml:space="preserve">au vendeur</w:t>
-            </w:r>
-          </w:p>
-        </w:tc>
-      </w:tr>
-      <w:tr>
-        <w:tc>
-          <w:tcPr/>
-          <w:p>
-            <w:pPr>
-              <w:pStyle w:val="Compact"/>
-            </w:pPr>
-            <w:r>
-              <w:t xml:space="preserve">Litige résolu en votre faveur</w:t>
-            </w:r>
-          </w:p>
-        </w:tc>
-        <w:tc>
-          <w:tcPr/>
-          <w:p>
-            <w:pPr>
-              <w:pStyle w:val="Compact"/>
-            </w:pPr>
-            <w:r>
-              <w:t xml:space="preserve">Fonds</w:t>
-            </w:r>
-            <w:r>
-              <w:t xml:space="preserve"> </w:t>
-            </w:r>
-            <w:r>
-              <w:rPr>
-                <w:b/>
-                <w:bCs/>
-              </w:rPr>
-              <w:t xml:space="preserve">remboursés</w:t>
-            </w:r>
-            <w:r>
-              <w:t xml:space="preserve"> </w:t>
-            </w:r>
-            <w:r>
-              <w:t xml:space="preserve">à vous</w:t>
-            </w:r>
-          </w:p>
-        </w:tc>
-      </w:tr>
-      <w:tr>
-        <w:tc>
-          <w:tcPr/>
-          <w:p>
-            <w:pPr>
-              <w:pStyle w:val="Compact"/>
-            </w:pPr>
-            <w:r>
-              <w:t xml:space="preserve">Commande annulée</w:t>
-            </w:r>
-          </w:p>
-        </w:tc>
-        <w:tc>
-          <w:tcPr/>
-          <w:p>
-            <w:pPr>
-              <w:pStyle w:val="Compact"/>
-            </w:pPr>
-            <w:r>
-              <w:t xml:space="preserve">Fonds</w:t>
-            </w:r>
-            <w:r>
-              <w:t xml:space="preserve"> </w:t>
-            </w:r>
-            <w:r>
-              <w:rPr>
-                <w:b/>
-                <w:bCs/>
-              </w:rPr>
-              <w:t xml:space="preserve">remboursés</w:t>
-            </w:r>
-            <w:r>
-              <w:t xml:space="preserve"> </w:t>
-            </w:r>
-            <w:r>
-              <w:t xml:space="preserve">à vous</w:t>
-            </w:r>
-          </w:p>
-        </w:tc>
-      </w:tr>
-    </w:tbl>
-    <w:bookmarkEnd w:id="51"/>
-    <w:bookmarkStart w:id="52" w:name="paiement-cod-espèces-à-la-livraison"/>
-    <w:p>
-      <w:pPr>
-        <w:pStyle w:val="Heading3"/>
-      </w:pPr>
-      <w:r>
-        <w:t xml:space="preserve">Paiement COD (espèces à la livraison)</w:t>
-      </w:r>
-    </w:p>
-    <w:p>
-      <w:pPr>
-        <w:pStyle w:val="FirstParagraph"/>
-      </w:pPr>
-      <w:r>
-        <w:t xml:space="preserve">Pour les commandes en COD :</w:t>
-      </w:r>
-    </w:p>
-    <w:p>
-      <w:pPr>
-        <w:pStyle w:val="Compact"/>
-        <w:numPr>
-          <w:ilvl w:val="0"/>
-          <w:numId w:val="1017"/>
-        </w:numPr>
-      </w:pPr>
-      <w:r>
-        <w:t xml:space="preserve">Pas d'escrow — vous payez directement au livreur en espèces</w:t>
-      </w:r>
-    </w:p>
-    <w:p>
-      <w:pPr>
-        <w:pStyle w:val="Compact"/>
-        <w:numPr>
-          <w:ilvl w:val="0"/>
-          <w:numId w:val="1017"/>
-        </w:numPr>
-      </w:pPr>
-      <w:r>
-        <w:t xml:space="preserve">Montant maximum :</w:t>
-      </w:r>
-      <w:r>
-        <w:t xml:space="preserve"> </w:t>
-      </w:r>
-      <w:r>
-        <w:rPr>
-          <w:b/>
-          <w:bCs/>
-        </w:rPr>
-        <w:t xml:space="preserve">75 000 FCFA</w:t>
-      </w:r>
-    </w:p>
-    <w:p>
-      <w:pPr>
-        <w:pStyle w:val="Compact"/>
-        <w:numPr>
-          <w:ilvl w:val="0"/>
-          <w:numId w:val="1017"/>
-        </w:numPr>
-      </w:pPr>
-      <w:r>
-        <w:t xml:space="preserve">Le livreur affiche le montant exact à collecter sur son application</w:t>
-      </w:r>
-    </w:p>
-    <w:p>
-      <w:r>
-        <w:pict>
-          <v:rect style="width:0;height:1.5pt" o:hralign="center" o:hrstd="t" o:hr="t"/>
-        </w:pict>
-      </w:r>
-    </w:p>
-    <w:bookmarkEnd w:id="52"/>
-    <w:bookmarkEnd w:id="53"/>
-    <w:bookmarkStart w:id="55" w:name="X1c4e2f251ad36fa5b41b948f8d34e1d6cca1675"/>
-    <w:p>
-      <w:pPr>
-        <w:pStyle w:val="Heading2"/>
-      </w:pPr>
-      <w:r>
-        <w:t xml:space="preserve">14. Cycle de vie complet de votre commande</w:t>
-      </w:r>
-    </w:p>
-    <w:p>
-      <w:pPr>
-        <w:pStyle w:val="FirstParagraph"/>
-      </w:pPr>
-      <w:r>
-        <w:t xml:space="preserve">Voici tout ce qui se passe du moment où vous recevez le lien jusqu'à la fin :</w:t>
-      </w:r>
-    </w:p>
-    <w:p>
-      <w:pPr>
-        <w:pStyle w:val="SourceCode"/>
-      </w:pPr>
-      <w:r>
-        <w:rPr>
-          <w:rStyle w:val="VerbatimChar"/>
-        </w:rPr>
-        <w:t xml:space="preserve">ÉTAPE 1 : Vous recevez le lien de votre mécanicien</w:t>
-      </w:r>
-      <w:r>
-        <w:br/>
-      </w:r>
-      <w:r>
-        <w:rPr>
-          <w:rStyle w:val="VerbatimChar"/>
-        </w:rPr>
-        <w:t xml:space="preserve">     │</w:t>
-      </w:r>
-      <w:r>
-        <w:br/>
-      </w:r>
-      <w:r>
-        <w:rPr>
-          <w:rStyle w:val="VerbatimChar"/>
-        </w:rPr>
-        <w:t xml:space="preserve">     ▼</w:t>
-      </w:r>
-      <w:r>
-        <w:br/>
-      </w:r>
-      <w:r>
-        <w:rPr>
-          <w:rStyle w:val="VerbatimChar"/>
-        </w:rPr>
-        <w:t xml:space="preserve">┌──────────┐</w:t>
-      </w:r>
-      <w:r>
-        <w:br/>
-      </w:r>
-      <w:r>
-        <w:rPr>
-          <w:rStyle w:val="VerbatimChar"/>
-        </w:rPr>
-        <w:t xml:space="preserve">│  DRAFT   │ La commande est prête, en attente de votre paiement</w:t>
-      </w:r>
-      <w:r>
-        <w:br/>
-      </w:r>
-      <w:r>
-        <w:rPr>
-          <w:rStyle w:val="VerbatimChar"/>
-        </w:rPr>
-        <w:t xml:space="preserve">└────┬─────┘</w:t>
-      </w:r>
-      <w:r>
-        <w:br/>
-      </w:r>
-      <w:r>
-        <w:rPr>
-          <w:rStyle w:val="VerbatimChar"/>
-        </w:rPr>
-        <w:t xml:space="preserve">     │ ★ Vous choisissez le paiement et payez ★</w:t>
-      </w:r>
-      <w:r>
-        <w:br/>
-      </w:r>
-      <w:r>
-        <w:rPr>
-          <w:rStyle w:val="VerbatimChar"/>
-        </w:rPr>
-        <w:t xml:space="preserve">     │</w:t>
-      </w:r>
-      <w:r>
-        <w:br/>
-      </w:r>
-      <w:r>
-        <w:rPr>
-          <w:rStyle w:val="VerbatimChar"/>
-        </w:rPr>
-        <w:t xml:space="preserve">     ├─── Mobile money (Orange/MTN/Wave)</w:t>
-      </w:r>
-      <w:r>
-        <w:br/>
-      </w:r>
-      <w:r>
-        <w:rPr>
-          <w:rStyle w:val="VerbatimChar"/>
-        </w:rPr>
-        <w:t xml:space="preserve">     │    │</w:t>
-      </w:r>
-      <w:r>
-        <w:br/>
-      </w:r>
-      <w:r>
-        <w:rPr>
-          <w:rStyle w:val="VerbatimChar"/>
-        </w:rPr>
-        <w:t xml:space="preserve">     │    ▼</w:t>
-      </w:r>
-      <w:r>
-        <w:br/>
-      </w:r>
-      <w:r>
-        <w:rPr>
-          <w:rStyle w:val="VerbatimChar"/>
-        </w:rPr>
-        <w:t xml:space="preserve">     │ ┌──────────────────┐</w:t>
-      </w:r>
-      <w:r>
-        <w:br/>
-      </w:r>
-      <w:r>
-        <w:rPr>
-          <w:rStyle w:val="VerbatimChar"/>
-        </w:rPr>
-        <w:t xml:space="preserve">     │ │ PENDING_PAYMENT  │ En attente de confirmation de l'opérateur</w:t>
-      </w:r>
-      <w:r>
-        <w:br/>
-      </w:r>
-      <w:r>
-        <w:rPr>
-          <w:rStyle w:val="VerbatimChar"/>
-        </w:rPr>
-        <w:t xml:space="preserve">     │ └────┬─────────────┘</w:t>
-      </w:r>
-      <w:r>
-        <w:br/>
-      </w:r>
-      <w:r>
-        <w:rPr>
-          <w:rStyle w:val="VerbatimChar"/>
-        </w:rPr>
-        <w:t xml:space="preserve">     │      │ Paiement confirmé par CinetPay</w:t>
-      </w:r>
-      <w:r>
-        <w:br/>
-      </w:r>
-      <w:r>
-        <w:rPr>
-          <w:rStyle w:val="VerbatimChar"/>
-        </w:rPr>
-        <w:t xml:space="preserve">     │      ▼</w:t>
-      </w:r>
-      <w:r>
-        <w:br/>
-      </w:r>
-      <w:r>
-        <w:rPr>
-          <w:rStyle w:val="VerbatimChar"/>
-        </w:rPr>
-        <w:t xml:space="preserve">     │</w:t>
-      </w:r>
-      <w:r>
-        <w:br/>
-      </w:r>
-      <w:r>
-        <w:rPr>
-          <w:rStyle w:val="VerbatimChar"/>
-        </w:rPr>
-        <w:t xml:space="preserve">     ├─── COD (espèces) → passe directement à PAID</w:t>
-      </w:r>
-      <w:r>
-        <w:br/>
-      </w:r>
-      <w:r>
-        <w:rPr>
-          <w:rStyle w:val="VerbatimChar"/>
-        </w:rPr>
-        <w:t xml:space="preserve">     │</w:t>
-      </w:r>
-      <w:r>
-        <w:br/>
-      </w:r>
-      <w:r>
-        <w:rPr>
-          <w:rStyle w:val="VerbatimChar"/>
-        </w:rPr>
-        <w:t xml:space="preserve">     ▼</w:t>
-      </w:r>
-      <w:r>
-        <w:br/>
-      </w:r>
-      <w:r>
-        <w:rPr>
-          <w:rStyle w:val="VerbatimChar"/>
-        </w:rPr>
-        <w:t xml:space="preserve">┌──────┐</w:t>
-      </w:r>
-      <w:r>
-        <w:br/>
-      </w:r>
-      <w:r>
-        <w:rPr>
-          <w:rStyle w:val="VerbatimChar"/>
-        </w:rPr>
-        <w:t xml:space="preserve">│ PAID │ 💰 Fonds en escrow — Vendeur notifié</w:t>
-      </w:r>
-      <w:r>
-        <w:br/>
-      </w:r>
-      <w:r>
-        <w:rPr>
-          <w:rStyle w:val="VerbatimChar"/>
-        </w:rPr>
-        <w:t xml:space="preserve">└──┬───┘</w:t>
-      </w:r>
-      <w:r>
-        <w:br/>
-      </w:r>
-      <w:r>
-        <w:rPr>
-          <w:rStyle w:val="VerbatimChar"/>
-        </w:rPr>
-        <w:t xml:space="preserve">   │ Le vendeur confirme sous 45 minutes</w:t>
-      </w:r>
-      <w:r>
-        <w:br/>
-      </w:r>
-      <w:r>
-        <w:rPr>
-          <w:rStyle w:val="VerbatimChar"/>
-        </w:rPr>
-        <w:t xml:space="preserve">   ▼</w:t>
-      </w:r>
-      <w:r>
-        <w:br/>
-      </w:r>
-      <w:r>
-        <w:rPr>
-          <w:rStyle w:val="VerbatimChar"/>
-        </w:rPr>
-        <w:t xml:space="preserve">┌────────────────────┐</w:t>
-      </w:r>
-      <w:r>
-        <w:br/>
-      </w:r>
-      <w:r>
-        <w:rPr>
-          <w:rStyle w:val="VerbatimChar"/>
-        </w:rPr>
-        <w:t xml:space="preserve">│ VENDOR_CONFIRMED   │ Les pièces sont disponibles</w:t>
-      </w:r>
-      <w:r>
-        <w:br/>
-      </w:r>
-      <w:r>
-        <w:rPr>
-          <w:rStyle w:val="VerbatimChar"/>
-        </w:rPr>
-        <w:t xml:space="preserve">└────┬───────────────┘</w:t>
-      </w:r>
-      <w:r>
-        <w:br/>
-      </w:r>
-      <w:r>
-        <w:rPr>
-          <w:rStyle w:val="VerbatimChar"/>
-        </w:rPr>
-        <w:t xml:space="preserve">     │ Un livreur est assigné</w:t>
-      </w:r>
-      <w:r>
-        <w:br/>
-      </w:r>
-      <w:r>
-        <w:rPr>
-          <w:rStyle w:val="VerbatimChar"/>
-        </w:rPr>
-        <w:t xml:space="preserve">     ▼</w:t>
-      </w:r>
-      <w:r>
-        <w:br/>
-      </w:r>
-      <w:r>
-        <w:rPr>
-          <w:rStyle w:val="VerbatimChar"/>
-        </w:rPr>
-        <w:t xml:space="preserve">┌────────────┐</w:t>
-      </w:r>
-      <w:r>
-        <w:br/>
-      </w:r>
-      <w:r>
-        <w:rPr>
-          <w:rStyle w:val="VerbatimChar"/>
-        </w:rPr>
-        <w:t xml:space="preserve">│ DISPATCHED │ Le livreur est en route vers le vendeur</w:t>
-      </w:r>
-      <w:r>
-        <w:br/>
-      </w:r>
-      <w:r>
-        <w:rPr>
-          <w:rStyle w:val="VerbatimChar"/>
-        </w:rPr>
-        <w:t xml:space="preserve">└────┬───────┘</w:t>
-      </w:r>
-      <w:r>
-        <w:br/>
-      </w:r>
-      <w:r>
-        <w:rPr>
-          <w:rStyle w:val="VerbatimChar"/>
-        </w:rPr>
-        <w:t xml:space="preserve">     │ Le livreur récupère les pièces</w:t>
-      </w:r>
-      <w:r>
-        <w:br/>
-      </w:r>
-      <w:r>
-        <w:rPr>
-          <w:rStyle w:val="VerbatimChar"/>
-        </w:rPr>
-        <w:t xml:space="preserve">     ▼</w:t>
-      </w:r>
-      <w:r>
-        <w:br/>
-      </w:r>
-      <w:r>
-        <w:rPr>
-          <w:rStyle w:val="VerbatimChar"/>
-        </w:rPr>
-        <w:t xml:space="preserve">┌────────────┐</w:t>
-      </w:r>
-      <w:r>
-        <w:br/>
-      </w:r>
-      <w:r>
-        <w:rPr>
-          <w:rStyle w:val="VerbatimChar"/>
-        </w:rPr>
-        <w:t xml:space="preserve">│ IN_TRANSIT │ 🚗 Les pièces sont en route vers votre mécanicien</w:t>
-      </w:r>
-      <w:r>
-        <w:br/>
-      </w:r>
-      <w:r>
-        <w:rPr>
-          <w:rStyle w:val="VerbatimChar"/>
-        </w:rPr>
-        <w:t xml:space="preserve">└────┬───────┘</w:t>
-      </w:r>
-      <w:r>
-        <w:br/>
-      </w:r>
-      <w:r>
-        <w:rPr>
-          <w:rStyle w:val="VerbatimChar"/>
-        </w:rPr>
-        <w:t xml:space="preserve">     │ Livraison effectuée</w:t>
-      </w:r>
-      <w:r>
-        <w:br/>
-      </w:r>
-      <w:r>
-        <w:rPr>
-          <w:rStyle w:val="VerbatimChar"/>
-        </w:rPr>
-        <w:t xml:space="preserve">     ▼</w:t>
-      </w:r>
-      <w:r>
-        <w:br/>
-      </w:r>
-      <w:r>
-        <w:rPr>
-          <w:rStyle w:val="VerbatimChar"/>
-        </w:rPr>
-        <w:t xml:space="preserve">┌───────────┐</w:t>
-      </w:r>
-      <w:r>
-        <w:br/>
-      </w:r>
-      <w:r>
-        <w:rPr>
-          <w:rStyle w:val="VerbatimChar"/>
-        </w:rPr>
-        <w:t xml:space="preserve">│ DELIVERED │ ✅ Pièces livrées</w:t>
-      </w:r>
-      <w:r>
-        <w:br/>
-      </w:r>
-      <w:r>
-        <w:rPr>
-          <w:rStyle w:val="VerbatimChar"/>
-        </w:rPr>
-        <w:t xml:space="preserve">└────┬──────┘</w:t>
-      </w:r>
-      <w:r>
-        <w:br/>
-      </w:r>
-      <w:r>
-        <w:rPr>
-          <w:rStyle w:val="VerbatimChar"/>
-        </w:rPr>
-        <w:t xml:space="preserve">     │ Confirmation (manuelle ou automatique après 48h)</w:t>
-      </w:r>
-      <w:r>
-        <w:br/>
-      </w:r>
-      <w:r>
-        <w:rPr>
-          <w:rStyle w:val="VerbatimChar"/>
-        </w:rPr>
-        <w:t xml:space="preserve">     ▼</w:t>
-      </w:r>
-      <w:r>
-        <w:br/>
-      </w:r>
-      <w:r>
-        <w:rPr>
-          <w:rStyle w:val="VerbatimChar"/>
-        </w:rPr>
-        <w:t xml:space="preserve">┌───────────┐     ┌───────────┐</w:t>
-      </w:r>
-      <w:r>
-        <w:br/>
-      </w:r>
-      <w:r>
-        <w:rPr>
-          <w:rStyle w:val="VerbatimChar"/>
-        </w:rPr>
-        <w:t xml:space="preserve">│ CONFIRMED │ ──► │ COMPLETED │ Fonds libérés au vendeur</w:t>
-      </w:r>
-      <w:r>
-        <w:br/>
-      </w:r>
-      <w:r>
-        <w:rPr>
-          <w:rStyle w:val="VerbatimChar"/>
-        </w:rPr>
-        <w:t xml:space="preserve">└───────────┘     └───────────┘</w:t>
-      </w:r>
-      <w:r>
-        <w:br/>
-      </w:r>
-      <w:r>
-        <w:br/>
-      </w:r>
-      <w:r>
-        <w:rPr>
-          <w:rStyle w:val="VerbatimChar"/>
-        </w:rPr>
-        <w:t xml:space="preserve">❌ ANNULATION (possible de DRAFT à VENDOR_CONFIRMED)</w:t>
-      </w:r>
-      <w:r>
-        <w:br/>
-      </w:r>
-      <w:r>
-        <w:rPr>
-          <w:rStyle w:val="VerbatimChar"/>
-        </w:rPr>
-        <w:t xml:space="preserve">┌───────────┐</w:t>
-      </w:r>
-      <w:r>
-        <w:br/>
-      </w:r>
-      <w:r>
-        <w:rPr>
-          <w:rStyle w:val="VerbatimChar"/>
-        </w:rPr>
-        <w:t xml:space="preserve">│ CANCELLED │ → Fonds remboursés si déjà payé</w:t>
-      </w:r>
-      <w:r>
-        <w:br/>
-      </w:r>
-      <w:r>
-        <w:rPr>
-          <w:rStyle w:val="VerbatimChar"/>
-        </w:rPr>
-        <w:t xml:space="preserve">└───────────┘</w:t>
-      </w:r>
-    </w:p>
-    <w:bookmarkStart w:id="54" w:name="résumé-de-vos-actions"/>
-    <w:p>
-      <w:pPr>
-        <w:pStyle w:val="Heading3"/>
-      </w:pPr>
-      <w:r>
-        <w:t xml:space="preserve">Résumé de vos actions</w:t>
-      </w:r>
-    </w:p>
-    <w:tbl>
-      <w:tblPr>
-        <w:tblStyle w:val="Table"/>
-        <w:tblW w:type="auto" w:w="0"/>
-        <w:tblLook w:firstRow="1" w:lastRow="0" w:firstColumn="0" w:lastColumn="0" w:noHBand="0" w:noVBand="0" w:val="0020"/>
-      </w:tblPr>
-      <w:tblGrid>
-        <w:gridCol w:w="3960"/>
-        <w:gridCol w:w="3960"/>
-      </w:tblGrid>
-      <w:tr>
-        <w:trPr>
-          <w:tblHeader w:val="on"/>
-        </w:trPr>
-        <w:tc>
-          <w:tcPr/>
-          <w:p>
-            <w:pPr>
-              <w:pStyle w:val="Compact"/>
-            </w:pPr>
-            <w:r>
-              <w:t xml:space="preserve">Moment</w:t>
-            </w:r>
-          </w:p>
-        </w:tc>
-        <w:tc>
-          <w:tcPr/>
-          <w:p>
-            <w:pPr>
-              <w:pStyle w:val="Compact"/>
-            </w:pPr>
-            <w:r>
-              <w:t xml:space="preserve">Votre action</w:t>
-            </w:r>
-          </w:p>
-        </w:tc>
-      </w:tr>
-      <w:tr>
-        <w:tc>
-          <w:tcPr/>
-          <w:p>
-            <w:pPr>
-              <w:pStyle w:val="Compact"/>
-            </w:pPr>
-            <w:r>
-              <w:t xml:space="preserve">Réception du lien</w:t>
-            </w:r>
-          </w:p>
-        </w:tc>
-        <w:tc>
-          <w:tcPr/>
-          <w:p>
-            <w:pPr>
-              <w:pStyle w:val="Compact"/>
-            </w:pPr>
-            <w:r>
-              <w:t xml:space="preserve">Ouvrir le lien et se connecter</w:t>
-            </w:r>
-          </w:p>
-        </w:tc>
-      </w:tr>
-      <w:tr>
-        <w:tc>
-          <w:tcPr/>
-          <w:p>
-            <w:pPr>
-              <w:pStyle w:val="Compact"/>
-            </w:pPr>
-            <w:r>
-              <w:t xml:space="preserve">Consultation</w:t>
-            </w:r>
-          </w:p>
-        </w:tc>
-        <w:tc>
-          <w:tcPr/>
-          <w:p>
-            <w:pPr>
-              <w:pStyle w:val="Compact"/>
-            </w:pPr>
-            <w:r>
-              <w:t xml:space="preserve">Vérifier les pièces et les prix</w:t>
-            </w:r>
-          </w:p>
-        </w:tc>
-      </w:tr>
-      <w:tr>
-        <w:tc>
-          <w:tcPr/>
-          <w:p>
-            <w:pPr>
-              <w:pStyle w:val="Compact"/>
-            </w:pPr>
-            <w:r>
-              <w:t xml:space="preserve">Paiement</w:t>
-            </w:r>
-          </w:p>
-        </w:tc>
-        <w:tc>
-          <w:tcPr/>
-          <w:p>
-            <w:pPr>
-              <w:pStyle w:val="Compact"/>
-            </w:pPr>
-            <w:r>
-              <w:t xml:space="preserve">Choisir la méthode et payer</w:t>
-            </w:r>
-          </w:p>
-        </w:tc>
-      </w:tr>
-      <w:tr>
-        <w:tc>
-          <w:tcPr/>
-          <w:p>
-            <w:pPr>
-              <w:pStyle w:val="Compact"/>
-            </w:pPr>
-            <w:r>
-              <w:t xml:space="preserve">Annulation (si besoin)</w:t>
-            </w:r>
-          </w:p>
-        </w:tc>
-        <w:tc>
-          <w:tcPr/>
-          <w:p>
-            <w:pPr>
-              <w:pStyle w:val="Compact"/>
-            </w:pPr>
-            <w:r>
-              <w:t xml:space="preserve">Annuler avant l'expédition</w:t>
-            </w:r>
-          </w:p>
-        </w:tc>
-      </w:tr>
-      <w:tr>
-        <w:tc>
-          <w:tcPr/>
-          <w:p>
-            <w:pPr>
-              <w:pStyle w:val="Compact"/>
-            </w:pPr>
-            <w:r>
-              <w:t xml:space="preserve">Après livraison</w:t>
-            </w:r>
-          </w:p>
-        </w:tc>
-        <w:tc>
-          <w:tcPr/>
-          <w:p>
-            <w:pPr>
-              <w:pStyle w:val="Compact"/>
-            </w:pPr>
-            <w:r>
-              <w:t xml:space="preserve">Rien — confirmation automatique après 48h</w:t>
-            </w:r>
-          </w:p>
-        </w:tc>
-      </w:tr>
-    </w:tbl>
-    <w:p>
-      <w:r>
-        <w:pict>
-          <v:rect style="width:0;height:1.5pt" o:hralign="center" o:hrstd="t" o:hr="t"/>
-        </w:pict>
-      </w:r>
-    </w:p>
-    <w:bookmarkEnd w:id="54"/>
-    <w:bookmarkEnd w:id="55"/>
-    <w:bookmarkStart w:id="59" w:name="X8b83a88516cc8152362954cc0f122dcc4aec44b"/>
-    <w:p>
-      <w:pPr>
-        <w:pStyle w:val="Heading2"/>
-      </w:pPr>
-      <w:r>
-        <w:t xml:space="preserve">15. Référence rapide</w:t>
-      </w:r>
-    </w:p>
-    <w:bookmarkStart w:id="56" w:name="X0af8eb39931ab7558b8b36688d4bf2a9ed7e95e"/>
-    <w:p>
-      <w:pPr>
-        <w:pStyle w:val="Heading3"/>
-      </w:pPr>
-      <w:r>
-        <w:t xml:space="preserve">Endpoints utilisés (pas d'authentification requise)</w:t>
+        <w:t xml:space="preserve">Votre argent n'est pas bloqué chez Pièces : il n'y a pas de séquestre. Vous décidez du moment du paiement, et le vendeur est payé dès l'encaissement.</w:t>
       </w:r>
     </w:p>
     <w:tbl>
@@ -5424,29 +4279,29 @@
               <w:pStyle w:val="Compact"/>
             </w:pPr>
             <w:r>
-              <w:t xml:space="preserve">Méthode</w:t>
-            </w:r>
-          </w:p>
-        </w:tc>
-        <w:tc>
-          <w:tcPr/>
-          <w:p>
-            <w:pPr>
-              <w:pStyle w:val="Compact"/>
-            </w:pPr>
-            <w:r>
-              <w:t xml:space="preserve">Endpoint</w:t>
-            </w:r>
-          </w:p>
-        </w:tc>
-        <w:tc>
-          <w:tcPr/>
-          <w:p>
-            <w:pPr>
-              <w:pStyle w:val="Compact"/>
-            </w:pPr>
-            <w:r>
-              <w:t xml:space="preserve">Description</w:t>
+              <w:t xml:space="preserve">Quand</w:t>
+            </w:r>
+          </w:p>
+        </w:tc>
+        <w:tc>
+          <w:tcPr/>
+          <w:p>
+            <w:pPr>
+              <w:pStyle w:val="Compact"/>
+            </w:pPr>
+            <w:r>
+              <w:t xml:space="preserve">Comment</w:t>
+            </w:r>
+          </w:p>
+        </w:tc>
+        <w:tc>
+          <w:tcPr/>
+          <w:p>
+            <w:pPr>
+              <w:pStyle w:val="Compact"/>
+            </w:pPr>
+            <w:r>
+              <w:t xml:space="preserve">Plafond</w:t>
             </w:r>
           </w:p>
         </w:tc>
@@ -5459,32 +4314,33 @@
               <w:pStyle w:val="Compact"/>
             </w:pPr>
             <w:r>
-              <w:t xml:space="preserve">GET</w:t>
-            </w:r>
-          </w:p>
-        </w:tc>
-        <w:tc>
-          <w:tcPr/>
-          <w:p>
-            <w:pPr>
-              <w:pStyle w:val="Compact"/>
-            </w:pPr>
-            <w:r>
               <w:rPr>
-                <w:rStyle w:val="VerbatimChar"/>
+                <w:b/>
+                <w:bCs/>
               </w:rPr>
-              <w:t xml:space="preserve">/api/v1/orders/share/:shareToken</w:t>
-            </w:r>
-          </w:p>
-        </w:tc>
-        <w:tc>
-          <w:tcPr/>
-          <w:p>
-            <w:pPr>
-              <w:pStyle w:val="Compact"/>
-            </w:pPr>
-            <w:r>
-              <w:t xml:space="preserve">Consulter la commande via le lien partagé</w:t>
+              <w:t xml:space="preserve">En ligne, à la commande</w:t>
+            </w:r>
+          </w:p>
+        </w:tc>
+        <w:tc>
+          <w:tcPr/>
+          <w:p>
+            <w:pPr>
+              <w:pStyle w:val="Compact"/>
+            </w:pPr>
+            <w:r>
+              <w:t xml:space="preserve">Orange Money, MTN MoMo, Wave, carte</w:t>
+            </w:r>
+          </w:p>
+        </w:tc>
+        <w:tc>
+          <w:tcPr/>
+          <w:p>
+            <w:pPr>
+              <w:pStyle w:val="Compact"/>
+            </w:pPr>
+            <w:r>
+              <w:t xml:space="preserve">—</w:t>
             </w:r>
           </w:p>
         </w:tc>
@@ -5497,32 +4353,235 @@
               <w:pStyle w:val="Compact"/>
             </w:pPr>
             <w:r>
-              <w:t xml:space="preserve">POST</w:t>
-            </w:r>
-          </w:p>
-        </w:tc>
-        <w:tc>
-          <w:tcPr/>
-          <w:p>
-            <w:pPr>
-              <w:pStyle w:val="Compact"/>
-            </w:pPr>
-            <w:r>
               <w:rPr>
-                <w:rStyle w:val="VerbatimChar"/>
+                <w:b/>
+                <w:bCs/>
               </w:rPr>
-              <w:t xml:space="preserve">/api/v1/orders/:id/pay</w:t>
-            </w:r>
-          </w:p>
-        </w:tc>
-        <w:tc>
-          <w:tcPr/>
-          <w:p>
-            <w:pPr>
-              <w:pStyle w:val="Compact"/>
-            </w:pPr>
-            <w:r>
-              <w:t xml:space="preserve">Choisir la méthode de paiement et payer</w:t>
+              <w:t xml:space="preserve">À la remise, au livreur</w:t>
+            </w:r>
+          </w:p>
+        </w:tc>
+        <w:tc>
+          <w:tcPr/>
+          <w:p>
+            <w:pPr>
+              <w:pStyle w:val="Compact"/>
+            </w:pPr>
+            <w:r>
+              <w:t xml:space="preserve">Espèces ou mobile money</w:t>
+            </w:r>
+          </w:p>
+        </w:tc>
+        <w:tc>
+          <w:tcPr/>
+          <w:p>
+            <w:pPr>
+              <w:pStyle w:val="Compact"/>
+            </w:pPr>
+            <w:r>
+              <w:t xml:space="preserve">75 000 FCFA en espèces</w:t>
+            </w:r>
+          </w:p>
+        </w:tc>
+      </w:tr>
+    </w:tbl>
+    <w:p>
+      <w:pPr>
+        <w:pStyle w:val="SourceCode"/>
+      </w:pPr>
+      <w:r>
+        <w:rPr>
+          <w:rStyle w:val="VerbatimChar"/>
+        </w:rPr>
+        <w:t xml:space="preserve">Vous                          Pièces                     Vendeur</w:t>
+      </w:r>
+      <w:r>
+        <w:br/>
+      </w:r>
+      <w:r>
+        <w:br/>
+      </w:r>
+      <w:r>
+        <w:rPr>
+          <w:rStyle w:val="VerbatimChar"/>
+        </w:rPr>
+        <w:t xml:space="preserve">Payez en ligne ─────────────► Encaissé ────────────────► Payé immédiatement</w:t>
+      </w:r>
+      <w:r>
+        <w:br/>
+      </w:r>
+      <w:r>
+        <w:rPr>
+          <w:rStyle w:val="VerbatimChar"/>
+        </w:rPr>
+        <w:t xml:space="preserve">   OU</w:t>
+      </w:r>
+      <w:r>
+        <w:br/>
+      </w:r>
+      <w:r>
+        <w:rPr>
+          <w:rStyle w:val="VerbatimChar"/>
+        </w:rPr>
+        <w:t xml:space="preserve">Payez au livreur ───────────► Encaissé à la remise ────► Payé immédiatement</w:t>
+      </w:r>
+      <w:r>
+        <w:br/>
+      </w:r>
+      <w:r>
+        <w:rPr>
+          <w:rStyle w:val="VerbatimChar"/>
+        </w:rPr>
+        <w:t xml:space="preserve">   │</w:t>
+      </w:r>
+      <w:r>
+        <w:br/>
+      </w:r>
+      <w:r>
+        <w:rPr>
+          <w:rStyle w:val="VerbatimChar"/>
+        </w:rPr>
+        <w:t xml:space="preserve">   └── vous ne payez pas ───► Pas de remise ───────────► La pièce lui revient</w:t>
+      </w:r>
+    </w:p>
+    <w:bookmarkEnd w:id="61"/>
+    <w:bookmarkStart w:id="62" w:name="ce-qui-vous-protège"/>
+    <w:p>
+      <w:pPr>
+        <w:pStyle w:val="Heading3"/>
+      </w:pPr>
+      <w:r>
+        <w:t xml:space="preserve">Ce qui vous protège</w:t>
+      </w:r>
+    </w:p>
+    <w:p>
+      <w:pPr>
+        <w:pStyle w:val="Compact"/>
+        <w:numPr>
+          <w:ilvl w:val="0"/>
+          <w:numId w:val="1017"/>
+        </w:numPr>
+      </w:pPr>
+      <w:r>
+        <w:rPr>
+          <w:b/>
+          <w:bCs/>
+        </w:rPr>
+        <w:t xml:space="preserve">Vous voyez la pièce avant de payer</w:t>
+      </w:r>
+      <w:r>
+        <w:t xml:space="preserve">, si vous avez choisi le paiement à la remise. Ce qui ne vous convient pas, vous ne le réglez pas.</w:t>
+      </w:r>
+    </w:p>
+    <w:p>
+      <w:pPr>
+        <w:pStyle w:val="Compact"/>
+        <w:numPr>
+          <w:ilvl w:val="0"/>
+          <w:numId w:val="1017"/>
+        </w:numPr>
+      </w:pPr>
+      <w:r>
+        <w:rPr>
+          <w:b/>
+          <w:bCs/>
+        </w:rPr>
+        <w:t xml:space="preserve">Le prix est verrouillé</w:t>
+      </w:r>
+      <w:r>
+        <w:t xml:space="preserve"> </w:t>
+      </w:r>
+      <w:r>
+        <w:t xml:space="preserve">à la commande : il ne bouge plus entre la commande et la livraison.</w:t>
+      </w:r>
+    </w:p>
+    <w:p>
+      <w:pPr>
+        <w:pStyle w:val="Compact"/>
+        <w:numPr>
+          <w:ilvl w:val="0"/>
+          <w:numId w:val="1017"/>
+        </w:numPr>
+      </w:pPr>
+      <w:r>
+        <w:rPr>
+          <w:b/>
+          <w:bCs/>
+        </w:rPr>
+        <w:t xml:space="preserve">Le retour sous 48 h</w:t>
+      </w:r>
+      <w:r>
+        <w:t xml:space="preserve"> </w:t>
+      </w:r>
+      <w:r>
+        <w:t xml:space="preserve">s'applique si la pièce ne correspond pas à l'annonce, et la garantie de 30 jours couvre ce qui est vendu comme fonctionnel.</w:t>
+      </w:r>
+    </w:p>
+    <w:p>
+      <w:pPr>
+        <w:pStyle w:val="Compact"/>
+        <w:numPr>
+          <w:ilvl w:val="0"/>
+          <w:numId w:val="1017"/>
+        </w:numPr>
+      </w:pPr>
+      <w:r>
+        <w:rPr>
+          <w:b/>
+          <w:bCs/>
+        </w:rPr>
+        <w:t xml:space="preserve">Si vous avez payé en ligne</w:t>
+      </w:r>
+      <w:r>
+        <w:t xml:space="preserve"> </w:t>
+      </w:r>
+      <w:r>
+        <w:t xml:space="preserve">et qu'il y a un problème, ouvrez un litige : Pièces reprend la pièce et traite votre remboursement.</w:t>
+      </w:r>
+    </w:p>
+    <w:bookmarkEnd w:id="62"/>
+    <w:bookmarkStart w:id="63" w:name="ce-qui-se-passe-en-cas-de-problème"/>
+    <w:p>
+      <w:pPr>
+        <w:pStyle w:val="Heading3"/>
+      </w:pPr>
+      <w:r>
+        <w:t xml:space="preserve">Ce qui se passe en cas de problème</w:t>
+      </w:r>
+    </w:p>
+    <w:tbl>
+      <w:tblPr>
+        <w:tblStyle w:val="Table"/>
+        <w:tblW w:type="auto" w:w="0"/>
+        <w:tblLook w:firstRow="1" w:lastRow="0" w:firstColumn="0" w:lastColumn="0" w:noHBand="0" w:noVBand="0" w:val="0020"/>
+      </w:tblPr>
+      <w:tblGrid>
+        <w:gridCol w:w="3960"/>
+        <w:gridCol w:w="3960"/>
+      </w:tblGrid>
+      <w:tr>
+        <w:trPr>
+          <w:tblHeader w:val="on"/>
+        </w:trPr>
+        <w:tc>
+          <w:tcPr/>
+          <w:p>
+            <w:pPr>
+              <w:pStyle w:val="Compact"/>
+            </w:pPr>
+            <w:r>
+              <w:t xml:space="preserve">Situation</w:t>
+            </w:r>
+          </w:p>
+        </w:tc>
+        <w:tc>
+          <w:tcPr/>
+          <w:p>
+            <w:pPr>
+              <w:pStyle w:val="Compact"/>
+            </w:pPr>
+            <w:r>
+              <w:t xml:space="preserve">Résultat</w:t>
             </w:r>
           </w:p>
         </w:tc>
@@ -5535,32 +4594,18 @@
               <w:pStyle w:val="Compact"/>
             </w:pPr>
             <w:r>
-              <w:t xml:space="preserve">POST</w:t>
-            </w:r>
-          </w:p>
-        </w:tc>
-        <w:tc>
-          <w:tcPr/>
-          <w:p>
-            <w:pPr>
-              <w:pStyle w:val="Compact"/>
-            </w:pPr>
-            <w:r>
-              <w:rPr>
-                <w:rStyle w:val="VerbatimChar"/>
-              </w:rPr>
-              <w:t xml:space="preserve">/api/v1/orders/:id/cancel</w:t>
-            </w:r>
-          </w:p>
-        </w:tc>
-        <w:tc>
-          <w:tcPr/>
-          <w:p>
-            <w:pPr>
-              <w:pStyle w:val="Compact"/>
-            </w:pPr>
-            <w:r>
-              <w:t xml:space="preserve">Annuler la commande</w:t>
+              <w:t xml:space="preserve">Livraison confirmée, pas de litige sous 48 h</w:t>
+            </w:r>
+          </w:p>
+        </w:tc>
+        <w:tc>
+          <w:tcPr/>
+          <w:p>
+            <w:pPr>
+              <w:pStyle w:val="Compact"/>
+            </w:pPr>
+            <w:r>
+              <w:t xml:space="preserve">La vente est définitive</w:t>
             </w:r>
           </w:p>
         </w:tc>
@@ -5573,45 +4618,818 @@
               <w:pStyle w:val="Compact"/>
             </w:pPr>
             <w:r>
-              <w:t xml:space="preserve">GET</w:t>
-            </w:r>
-          </w:p>
-        </w:tc>
-        <w:tc>
-          <w:tcPr/>
-          <w:p>
-            <w:pPr>
-              <w:pStyle w:val="Compact"/>
-            </w:pPr>
-            <w:r>
-              <w:rPr>
-                <w:rStyle w:val="VerbatimChar"/>
-              </w:rPr>
-              <w:t xml:space="preserve">/api/v1/deliveries/order/:orderId</w:t>
-            </w:r>
-          </w:p>
-        </w:tc>
-        <w:tc>
-          <w:tcPr/>
-          <w:p>
-            <w:pPr>
-              <w:pStyle w:val="Compact"/>
-            </w:pPr>
-            <w:r>
-              <w:t xml:space="preserve">Suivre la livraison</w:t>
+              <w:t xml:space="preserve">Litige résolu en faveur du vendeur</w:t>
+            </w:r>
+          </w:p>
+        </w:tc>
+        <w:tc>
+          <w:tcPr/>
+          <w:p>
+            <w:pPr>
+              <w:pStyle w:val="Compact"/>
+            </w:pPr>
+            <w:r>
+              <w:t xml:space="preserve">La vente est maintenue</w:t>
+            </w:r>
+          </w:p>
+        </w:tc>
+      </w:tr>
+      <w:tr>
+        <w:tc>
+          <w:tcPr/>
+          <w:p>
+            <w:pPr>
+              <w:pStyle w:val="Compact"/>
+            </w:pPr>
+            <w:r>
+              <w:t xml:space="preserve">Litige résolu en votre faveur</w:t>
+            </w:r>
+          </w:p>
+        </w:tc>
+        <w:tc>
+          <w:tcPr/>
+          <w:p>
+            <w:pPr>
+              <w:pStyle w:val="Compact"/>
+            </w:pPr>
+            <w:r>
+              <w:t xml:space="preserve">Pièce reprise, vous êtes remboursé</w:t>
+            </w:r>
+          </w:p>
+        </w:tc>
+      </w:tr>
+      <w:tr>
+        <w:tc>
+          <w:tcPr/>
+          <w:p>
+            <w:pPr>
+              <w:pStyle w:val="Compact"/>
+            </w:pPr>
+            <w:r>
+              <w:t xml:space="preserve">Commande annulée avant l'expédition</w:t>
+            </w:r>
+          </w:p>
+        </w:tc>
+        <w:tc>
+          <w:tcPr/>
+          <w:p>
+            <w:pPr>
+              <w:pStyle w:val="Compact"/>
+            </w:pPr>
+            <w:r>
+              <w:t xml:space="preserve">Rien n'est encaissé, ou vous êtes remboursé</w:t>
             </w:r>
           </w:p>
         </w:tc>
       </w:tr>
     </w:tbl>
-    <w:bookmarkEnd w:id="56"/>
-    <w:bookmarkStart w:id="57" w:name="Xd3c13ff3958c428c8f01100be05c411c05f959f"/>
+    <w:bookmarkEnd w:id="63"/>
+    <w:bookmarkStart w:id="64" w:name="paiement-en-espèces-à-la-livraison"/>
     <w:p>
       <w:pPr>
         <w:pStyle w:val="Heading3"/>
       </w:pPr>
       <w:r>
-        <w:t xml:space="preserve">Endpoints profil (authentification requise)</w:t>
+        <w:t xml:space="preserve">Paiement en espèces à la livraison</w:t>
+      </w:r>
+    </w:p>
+    <w:p>
+      <w:pPr>
+        <w:pStyle w:val="Compact"/>
+        <w:numPr>
+          <w:ilvl w:val="0"/>
+          <w:numId w:val="1018"/>
+        </w:numPr>
+      </w:pPr>
+      <w:r>
+        <w:t xml:space="preserve">Vous payez directement au livreur au moment où il vous remet la pièce</w:t>
+      </w:r>
+    </w:p>
+    <w:p>
+      <w:pPr>
+        <w:pStyle w:val="Compact"/>
+        <w:numPr>
+          <w:ilvl w:val="0"/>
+          <w:numId w:val="1018"/>
+        </w:numPr>
+      </w:pPr>
+      <w:r>
+        <w:t xml:space="preserve">Montant maximum :</w:t>
+      </w:r>
+      <w:r>
+        <w:t xml:space="preserve"> </w:t>
+      </w:r>
+      <w:r>
+        <w:rPr>
+          <w:b/>
+          <w:bCs/>
+        </w:rPr>
+        <w:t xml:space="preserve">75 000 FCFA</w:t>
+      </w:r>
+    </w:p>
+    <w:p>
+      <w:pPr>
+        <w:pStyle w:val="Compact"/>
+        <w:numPr>
+          <w:ilvl w:val="0"/>
+          <w:numId w:val="1018"/>
+        </w:numPr>
+      </w:pPr>
+      <w:r>
+        <w:t xml:space="preserve">Le livreur affiche le montant exact à collecter sur son application</w:t>
+      </w:r>
+    </w:p>
+    <w:p>
+      <w:r>
+        <w:pict>
+          <v:rect style="width:0;height:1.5pt" o:hralign="center" o:hrstd="t" o:hr="t"/>
+        </w:pict>
+      </w:r>
+    </w:p>
+    <w:bookmarkEnd w:id="64"/>
+    <w:bookmarkEnd w:id="65"/>
+    <w:bookmarkStart w:id="67" w:name="X1c4e2f251ad36fa5b41b948f8d34e1d6cca1675"/>
+    <w:p>
+      <w:pPr>
+        <w:pStyle w:val="Heading2"/>
+      </w:pPr>
+      <w:r>
+        <w:t xml:space="preserve">14. Cycle de vie complet de votre commande</w:t>
+      </w:r>
+    </w:p>
+    <w:p>
+      <w:pPr>
+        <w:pStyle w:val="FirstParagraph"/>
+      </w:pPr>
+      <w:r>
+        <w:t xml:space="preserve">Voici tout ce qui se passe du moment où vous recevez le lien jusqu'à la fin :</w:t>
+      </w:r>
+    </w:p>
+    <w:p>
+      <w:pPr>
+        <w:pStyle w:val="SourceCode"/>
+      </w:pPr>
+      <w:r>
+        <w:rPr>
+          <w:rStyle w:val="VerbatimChar"/>
+        </w:rPr>
+        <w:t xml:space="preserve">ÉTAPE 1 : Vous recevez le lien de votre mécanicien</w:t>
+      </w:r>
+      <w:r>
+        <w:br/>
+      </w:r>
+      <w:r>
+        <w:rPr>
+          <w:rStyle w:val="VerbatimChar"/>
+        </w:rPr>
+        <w:t xml:space="preserve">     │</w:t>
+      </w:r>
+      <w:r>
+        <w:br/>
+      </w:r>
+      <w:r>
+        <w:rPr>
+          <w:rStyle w:val="VerbatimChar"/>
+        </w:rPr>
+        <w:t xml:space="preserve">     ▼</w:t>
+      </w:r>
+      <w:r>
+        <w:br/>
+      </w:r>
+      <w:r>
+        <w:rPr>
+          <w:rStyle w:val="VerbatimChar"/>
+        </w:rPr>
+        <w:t xml:space="preserve">┌──────────┐</w:t>
+      </w:r>
+      <w:r>
+        <w:br/>
+      </w:r>
+      <w:r>
+        <w:rPr>
+          <w:rStyle w:val="VerbatimChar"/>
+        </w:rPr>
+        <w:t xml:space="preserve">│  DRAFT   │ La commande est prête, en attente de votre paiement</w:t>
+      </w:r>
+      <w:r>
+        <w:br/>
+      </w:r>
+      <w:r>
+        <w:rPr>
+          <w:rStyle w:val="VerbatimChar"/>
+        </w:rPr>
+        <w:t xml:space="preserve">└────┬─────┘</w:t>
+      </w:r>
+      <w:r>
+        <w:br/>
+      </w:r>
+      <w:r>
+        <w:rPr>
+          <w:rStyle w:val="VerbatimChar"/>
+        </w:rPr>
+        <w:t xml:space="preserve">     │ ★ Vous choisissez le paiement et payez ★</w:t>
+      </w:r>
+      <w:r>
+        <w:br/>
+      </w:r>
+      <w:r>
+        <w:rPr>
+          <w:rStyle w:val="VerbatimChar"/>
+        </w:rPr>
+        <w:t xml:space="preserve">     │</w:t>
+      </w:r>
+      <w:r>
+        <w:br/>
+      </w:r>
+      <w:r>
+        <w:rPr>
+          <w:rStyle w:val="VerbatimChar"/>
+        </w:rPr>
+        <w:t xml:space="preserve">     ├─── Mobile money (Orange/MTN/Wave)</w:t>
+      </w:r>
+      <w:r>
+        <w:br/>
+      </w:r>
+      <w:r>
+        <w:rPr>
+          <w:rStyle w:val="VerbatimChar"/>
+        </w:rPr>
+        <w:t xml:space="preserve">     │    │</w:t>
+      </w:r>
+      <w:r>
+        <w:br/>
+      </w:r>
+      <w:r>
+        <w:rPr>
+          <w:rStyle w:val="VerbatimChar"/>
+        </w:rPr>
+        <w:t xml:space="preserve">     │    ▼</w:t>
+      </w:r>
+      <w:r>
+        <w:br/>
+      </w:r>
+      <w:r>
+        <w:rPr>
+          <w:rStyle w:val="VerbatimChar"/>
+        </w:rPr>
+        <w:t xml:space="preserve">     │ ┌──────────────────┐</w:t>
+      </w:r>
+      <w:r>
+        <w:br/>
+      </w:r>
+      <w:r>
+        <w:rPr>
+          <w:rStyle w:val="VerbatimChar"/>
+        </w:rPr>
+        <w:t xml:space="preserve">     │ │ PENDING_PAYMENT  │ En attente de confirmation de l'opérateur</w:t>
+      </w:r>
+      <w:r>
+        <w:br/>
+      </w:r>
+      <w:r>
+        <w:rPr>
+          <w:rStyle w:val="VerbatimChar"/>
+        </w:rPr>
+        <w:t xml:space="preserve">     │ └────┬─────────────┘</w:t>
+      </w:r>
+      <w:r>
+        <w:br/>
+      </w:r>
+      <w:r>
+        <w:rPr>
+          <w:rStyle w:val="VerbatimChar"/>
+        </w:rPr>
+        <w:t xml:space="preserve">     │      │ Paiement confirmé par CinetPay</w:t>
+      </w:r>
+      <w:r>
+        <w:br/>
+      </w:r>
+      <w:r>
+        <w:rPr>
+          <w:rStyle w:val="VerbatimChar"/>
+        </w:rPr>
+        <w:t xml:space="preserve">     │      ▼</w:t>
+      </w:r>
+      <w:r>
+        <w:br/>
+      </w:r>
+      <w:r>
+        <w:rPr>
+          <w:rStyle w:val="VerbatimChar"/>
+        </w:rPr>
+        <w:t xml:space="preserve">     │</w:t>
+      </w:r>
+      <w:r>
+        <w:br/>
+      </w:r>
+      <w:r>
+        <w:rPr>
+          <w:rStyle w:val="VerbatimChar"/>
+        </w:rPr>
+        <w:t xml:space="preserve">     ├─── COD (espèces) → passe directement à PAID</w:t>
+      </w:r>
+      <w:r>
+        <w:br/>
+      </w:r>
+      <w:r>
+        <w:rPr>
+          <w:rStyle w:val="VerbatimChar"/>
+        </w:rPr>
+        <w:t xml:space="preserve">     │</w:t>
+      </w:r>
+      <w:r>
+        <w:br/>
+      </w:r>
+      <w:r>
+        <w:rPr>
+          <w:rStyle w:val="VerbatimChar"/>
+        </w:rPr>
+        <w:t xml:space="preserve">     ▼</w:t>
+      </w:r>
+      <w:r>
+        <w:br/>
+      </w:r>
+      <w:r>
+        <w:rPr>
+          <w:rStyle w:val="VerbatimChar"/>
+        </w:rPr>
+        <w:t xml:space="preserve">┌──────┐</w:t>
+      </w:r>
+      <w:r>
+        <w:br/>
+      </w:r>
+      <w:r>
+        <w:rPr>
+          <w:rStyle w:val="VerbatimChar"/>
+        </w:rPr>
+        <w:t xml:space="preserve">│ PAID │ 💰 Commande payée — Vendeur notifié</w:t>
+      </w:r>
+      <w:r>
+        <w:br/>
+      </w:r>
+      <w:r>
+        <w:rPr>
+          <w:rStyle w:val="VerbatimChar"/>
+        </w:rPr>
+        <w:t xml:space="preserve">└──┬───┘</w:t>
+      </w:r>
+      <w:r>
+        <w:br/>
+      </w:r>
+      <w:r>
+        <w:rPr>
+          <w:rStyle w:val="VerbatimChar"/>
+        </w:rPr>
+        <w:t xml:space="preserve">   │ Le vendeur confirme sous 45 minutes</w:t>
+      </w:r>
+      <w:r>
+        <w:br/>
+      </w:r>
+      <w:r>
+        <w:rPr>
+          <w:rStyle w:val="VerbatimChar"/>
+        </w:rPr>
+        <w:t xml:space="preserve">   ▼</w:t>
+      </w:r>
+      <w:r>
+        <w:br/>
+      </w:r>
+      <w:r>
+        <w:rPr>
+          <w:rStyle w:val="VerbatimChar"/>
+        </w:rPr>
+        <w:t xml:space="preserve">┌────────────────────┐</w:t>
+      </w:r>
+      <w:r>
+        <w:br/>
+      </w:r>
+      <w:r>
+        <w:rPr>
+          <w:rStyle w:val="VerbatimChar"/>
+        </w:rPr>
+        <w:t xml:space="preserve">│ VENDOR_CONFIRMED   │ Les pièces sont disponibles</w:t>
+      </w:r>
+      <w:r>
+        <w:br/>
+      </w:r>
+      <w:r>
+        <w:rPr>
+          <w:rStyle w:val="VerbatimChar"/>
+        </w:rPr>
+        <w:t xml:space="preserve">└────┬───────────────┘</w:t>
+      </w:r>
+      <w:r>
+        <w:br/>
+      </w:r>
+      <w:r>
+        <w:rPr>
+          <w:rStyle w:val="VerbatimChar"/>
+        </w:rPr>
+        <w:t xml:space="preserve">     │ Un livreur est assigné</w:t>
+      </w:r>
+      <w:r>
+        <w:br/>
+      </w:r>
+      <w:r>
+        <w:rPr>
+          <w:rStyle w:val="VerbatimChar"/>
+        </w:rPr>
+        <w:t xml:space="preserve">     ▼</w:t>
+      </w:r>
+      <w:r>
+        <w:br/>
+      </w:r>
+      <w:r>
+        <w:rPr>
+          <w:rStyle w:val="VerbatimChar"/>
+        </w:rPr>
+        <w:t xml:space="preserve">┌────────────┐</w:t>
+      </w:r>
+      <w:r>
+        <w:br/>
+      </w:r>
+      <w:r>
+        <w:rPr>
+          <w:rStyle w:val="VerbatimChar"/>
+        </w:rPr>
+        <w:t xml:space="preserve">│ DISPATCHED │ Le livreur est en route vers le vendeur</w:t>
+      </w:r>
+      <w:r>
+        <w:br/>
+      </w:r>
+      <w:r>
+        <w:rPr>
+          <w:rStyle w:val="VerbatimChar"/>
+        </w:rPr>
+        <w:t xml:space="preserve">└────┬───────┘</w:t>
+      </w:r>
+      <w:r>
+        <w:br/>
+      </w:r>
+      <w:r>
+        <w:rPr>
+          <w:rStyle w:val="VerbatimChar"/>
+        </w:rPr>
+        <w:t xml:space="preserve">     │ Le livreur récupère les pièces</w:t>
+      </w:r>
+      <w:r>
+        <w:br/>
+      </w:r>
+      <w:r>
+        <w:rPr>
+          <w:rStyle w:val="VerbatimChar"/>
+        </w:rPr>
+        <w:t xml:space="preserve">     ▼</w:t>
+      </w:r>
+      <w:r>
+        <w:br/>
+      </w:r>
+      <w:r>
+        <w:rPr>
+          <w:rStyle w:val="VerbatimChar"/>
+        </w:rPr>
+        <w:t xml:space="preserve">┌────────────┐</w:t>
+      </w:r>
+      <w:r>
+        <w:br/>
+      </w:r>
+      <w:r>
+        <w:rPr>
+          <w:rStyle w:val="VerbatimChar"/>
+        </w:rPr>
+        <w:t xml:space="preserve">│ IN_TRANSIT │ 🚗 Les pièces sont en route vers votre mécanicien</w:t>
+      </w:r>
+      <w:r>
+        <w:br/>
+      </w:r>
+      <w:r>
+        <w:rPr>
+          <w:rStyle w:val="VerbatimChar"/>
+        </w:rPr>
+        <w:t xml:space="preserve">└────┬───────┘</w:t>
+      </w:r>
+      <w:r>
+        <w:br/>
+      </w:r>
+      <w:r>
+        <w:rPr>
+          <w:rStyle w:val="VerbatimChar"/>
+        </w:rPr>
+        <w:t xml:space="preserve">     │ Livraison effectuée</w:t>
+      </w:r>
+      <w:r>
+        <w:br/>
+      </w:r>
+      <w:r>
+        <w:rPr>
+          <w:rStyle w:val="VerbatimChar"/>
+        </w:rPr>
+        <w:t xml:space="preserve">     ▼</w:t>
+      </w:r>
+      <w:r>
+        <w:br/>
+      </w:r>
+      <w:r>
+        <w:rPr>
+          <w:rStyle w:val="VerbatimChar"/>
+        </w:rPr>
+        <w:t xml:space="preserve">┌───────────┐</w:t>
+      </w:r>
+      <w:r>
+        <w:br/>
+      </w:r>
+      <w:r>
+        <w:rPr>
+          <w:rStyle w:val="VerbatimChar"/>
+        </w:rPr>
+        <w:t xml:space="preserve">│ DELIVERED │ ✅ Pièces livrées</w:t>
+      </w:r>
+      <w:r>
+        <w:br/>
+      </w:r>
+      <w:r>
+        <w:rPr>
+          <w:rStyle w:val="VerbatimChar"/>
+        </w:rPr>
+        <w:t xml:space="preserve">└────┬──────┘</w:t>
+      </w:r>
+      <w:r>
+        <w:br/>
+      </w:r>
+      <w:r>
+        <w:rPr>
+          <w:rStyle w:val="VerbatimChar"/>
+        </w:rPr>
+        <w:t xml:space="preserve">     │ Confirmation (manuelle ou automatique après 48h)</w:t>
+      </w:r>
+      <w:r>
+        <w:br/>
+      </w:r>
+      <w:r>
+        <w:rPr>
+          <w:rStyle w:val="VerbatimChar"/>
+        </w:rPr>
+        <w:t xml:space="preserve">     ▼</w:t>
+      </w:r>
+      <w:r>
+        <w:br/>
+      </w:r>
+      <w:r>
+        <w:rPr>
+          <w:rStyle w:val="VerbatimChar"/>
+        </w:rPr>
+        <w:t xml:space="preserve">┌───────────┐     ┌───────────┐</w:t>
+      </w:r>
+      <w:r>
+        <w:br/>
+      </w:r>
+      <w:r>
+        <w:rPr>
+          <w:rStyle w:val="VerbatimChar"/>
+        </w:rPr>
+        <w:t xml:space="preserve">│ CONFIRMED │ ──► │ COMPLETED │ Fonds libérés au vendeur</w:t>
+      </w:r>
+      <w:r>
+        <w:br/>
+      </w:r>
+      <w:r>
+        <w:rPr>
+          <w:rStyle w:val="VerbatimChar"/>
+        </w:rPr>
+        <w:t xml:space="preserve">└───────────┘     └───────────┘</w:t>
+      </w:r>
+      <w:r>
+        <w:br/>
+      </w:r>
+      <w:r>
+        <w:br/>
+      </w:r>
+      <w:r>
+        <w:rPr>
+          <w:rStyle w:val="VerbatimChar"/>
+        </w:rPr>
+        <w:t xml:space="preserve">❌ ANNULATION (possible de DRAFT à VENDOR_CONFIRMED)</w:t>
+      </w:r>
+      <w:r>
+        <w:br/>
+      </w:r>
+      <w:r>
+        <w:rPr>
+          <w:rStyle w:val="VerbatimChar"/>
+        </w:rPr>
+        <w:t xml:space="preserve">┌───────────┐</w:t>
+      </w:r>
+      <w:r>
+        <w:br/>
+      </w:r>
+      <w:r>
+        <w:rPr>
+          <w:rStyle w:val="VerbatimChar"/>
+        </w:rPr>
+        <w:t xml:space="preserve">│ CANCELLED │ → Fonds remboursés si déjà payé</w:t>
+      </w:r>
+      <w:r>
+        <w:br/>
+      </w:r>
+      <w:r>
+        <w:rPr>
+          <w:rStyle w:val="VerbatimChar"/>
+        </w:rPr>
+        <w:t xml:space="preserve">└───────────┘</w:t>
+      </w:r>
+    </w:p>
+    <w:bookmarkStart w:id="66" w:name="résumé-de-vos-actions"/>
+    <w:p>
+      <w:pPr>
+        <w:pStyle w:val="Heading3"/>
+      </w:pPr>
+      <w:r>
+        <w:t xml:space="preserve">Résumé de vos actions</w:t>
+      </w:r>
+    </w:p>
+    <w:tbl>
+      <w:tblPr>
+        <w:tblStyle w:val="Table"/>
+        <w:tblW w:type="auto" w:w="0"/>
+        <w:tblLook w:firstRow="1" w:lastRow="0" w:firstColumn="0" w:lastColumn="0" w:noHBand="0" w:noVBand="0" w:val="0020"/>
+      </w:tblPr>
+      <w:tblGrid>
+        <w:gridCol w:w="3960"/>
+        <w:gridCol w:w="3960"/>
+      </w:tblGrid>
+      <w:tr>
+        <w:trPr>
+          <w:tblHeader w:val="on"/>
+        </w:trPr>
+        <w:tc>
+          <w:tcPr/>
+          <w:p>
+            <w:pPr>
+              <w:pStyle w:val="Compact"/>
+            </w:pPr>
+            <w:r>
+              <w:t xml:space="preserve">Moment</w:t>
+            </w:r>
+          </w:p>
+        </w:tc>
+        <w:tc>
+          <w:tcPr/>
+          <w:p>
+            <w:pPr>
+              <w:pStyle w:val="Compact"/>
+            </w:pPr>
+            <w:r>
+              <w:t xml:space="preserve">Votre action</w:t>
+            </w:r>
+          </w:p>
+        </w:tc>
+      </w:tr>
+      <w:tr>
+        <w:tc>
+          <w:tcPr/>
+          <w:p>
+            <w:pPr>
+              <w:pStyle w:val="Compact"/>
+            </w:pPr>
+            <w:r>
+              <w:t xml:space="preserve">Réception du lien</w:t>
+            </w:r>
+          </w:p>
+        </w:tc>
+        <w:tc>
+          <w:tcPr/>
+          <w:p>
+            <w:pPr>
+              <w:pStyle w:val="Compact"/>
+            </w:pPr>
+            <w:r>
+              <w:t xml:space="preserve">Ouvrir le lien et se connecter</w:t>
+            </w:r>
+          </w:p>
+        </w:tc>
+      </w:tr>
+      <w:tr>
+        <w:tc>
+          <w:tcPr/>
+          <w:p>
+            <w:pPr>
+              <w:pStyle w:val="Compact"/>
+            </w:pPr>
+            <w:r>
+              <w:t xml:space="preserve">Consultation</w:t>
+            </w:r>
+          </w:p>
+        </w:tc>
+        <w:tc>
+          <w:tcPr/>
+          <w:p>
+            <w:pPr>
+              <w:pStyle w:val="Compact"/>
+            </w:pPr>
+            <w:r>
+              <w:t xml:space="preserve">Vérifier les pièces et les prix</w:t>
+            </w:r>
+          </w:p>
+        </w:tc>
+      </w:tr>
+      <w:tr>
+        <w:tc>
+          <w:tcPr/>
+          <w:p>
+            <w:pPr>
+              <w:pStyle w:val="Compact"/>
+            </w:pPr>
+            <w:r>
+              <w:t xml:space="preserve">Paiement</w:t>
+            </w:r>
+          </w:p>
+        </w:tc>
+        <w:tc>
+          <w:tcPr/>
+          <w:p>
+            <w:pPr>
+              <w:pStyle w:val="Compact"/>
+            </w:pPr>
+            <w:r>
+              <w:t xml:space="preserve">Choisir la méthode et payer</w:t>
+            </w:r>
+          </w:p>
+        </w:tc>
+      </w:tr>
+      <w:tr>
+        <w:tc>
+          <w:tcPr/>
+          <w:p>
+            <w:pPr>
+              <w:pStyle w:val="Compact"/>
+            </w:pPr>
+            <w:r>
+              <w:t xml:space="preserve">Annulation (si besoin)</w:t>
+            </w:r>
+          </w:p>
+        </w:tc>
+        <w:tc>
+          <w:tcPr/>
+          <w:p>
+            <w:pPr>
+              <w:pStyle w:val="Compact"/>
+            </w:pPr>
+            <w:r>
+              <w:t xml:space="preserve">Annuler avant l'expédition</w:t>
+            </w:r>
+          </w:p>
+        </w:tc>
+      </w:tr>
+      <w:tr>
+        <w:tc>
+          <w:tcPr/>
+          <w:p>
+            <w:pPr>
+              <w:pStyle w:val="Compact"/>
+            </w:pPr>
+            <w:r>
+              <w:t xml:space="preserve">Après livraison</w:t>
+            </w:r>
+          </w:p>
+        </w:tc>
+        <w:tc>
+          <w:tcPr/>
+          <w:p>
+            <w:pPr>
+              <w:pStyle w:val="Compact"/>
+            </w:pPr>
+            <w:r>
+              <w:t xml:space="preserve">Rien — confirmation automatique après 48h</w:t>
+            </w:r>
+          </w:p>
+        </w:tc>
+      </w:tr>
+    </w:tbl>
+    <w:p>
+      <w:r>
+        <w:pict>
+          <v:rect style="width:0;height:1.5pt" o:hralign="center" o:hrstd="t" o:hr="t"/>
+        </w:pict>
+      </w:r>
+    </w:p>
+    <w:bookmarkEnd w:id="66"/>
+    <w:bookmarkEnd w:id="67"/>
+    <w:bookmarkStart w:id="71" w:name="X8b83a88516cc8152362954cc0f122dcc4aec44b"/>
+    <w:p>
+      <w:pPr>
+        <w:pStyle w:val="Heading2"/>
+      </w:pPr>
+      <w:r>
+        <w:t xml:space="preserve">15. Référence rapide</w:t>
+      </w:r>
+    </w:p>
+    <w:bookmarkStart w:id="68" w:name="X0af8eb39931ab7558b8b36688d4bf2a9ed7e95e"/>
+    <w:p>
+      <w:pPr>
+        <w:pStyle w:val="Heading3"/>
+      </w:pPr>
+      <w:r>
+        <w:t xml:space="preserve">Endpoints utilisés (pas d'authentification requise)</w:t>
       </w:r>
     </w:p>
     <w:tbl>
@@ -5685,18 +5503,18 @@
               <w:rPr>
                 <w:rStyle w:val="VerbatimChar"/>
               </w:rPr>
-              <w:t xml:space="preserve">/api/v1/users/me</w:t>
-            </w:r>
-          </w:p>
-        </w:tc>
-        <w:tc>
-          <w:tcPr/>
-          <w:p>
-            <w:pPr>
-              <w:pStyle w:val="Compact"/>
-            </w:pPr>
-            <w:r>
-              <w:t xml:space="preserve">Mon profil</w:t>
+              <w:t xml:space="preserve">/api/v1/orders/share/:shareToken</w:t>
+            </w:r>
+          </w:p>
+        </w:tc>
+        <w:tc>
+          <w:tcPr/>
+          <w:p>
+            <w:pPr>
+              <w:pStyle w:val="Compact"/>
+            </w:pPr>
+            <w:r>
+              <w:t xml:space="preserve">Consulter la commande via le lien partagé</w:t>
             </w:r>
           </w:p>
         </w:tc>
@@ -5709,7 +5527,7 @@
               <w:pStyle w:val="Compact"/>
             </w:pPr>
             <w:r>
-              <w:t xml:space="preserve">PATCH</w:t>
+              <w:t xml:space="preserve">POST</w:t>
             </w:r>
           </w:p>
         </w:tc>
@@ -5723,18 +5541,18 @@
               <w:rPr>
                 <w:rStyle w:val="VerbatimChar"/>
               </w:rPr>
-              <w:t xml:space="preserve">/api/v1/users/me/context</w:t>
-            </w:r>
-          </w:p>
-        </w:tc>
-        <w:tc>
-          <w:tcPr/>
-          <w:p>
-            <w:pPr>
-              <w:pStyle w:val="Compact"/>
-            </w:pPr>
-            <w:r>
-              <w:t xml:space="preserve">Changer de rôle actif</w:t>
+              <w:t xml:space="preserve">/api/v1/orders/:id/pay</w:t>
+            </w:r>
+          </w:p>
+        </w:tc>
+        <w:tc>
+          <w:tcPr/>
+          <w:p>
+            <w:pPr>
+              <w:pStyle w:val="Compact"/>
+            </w:pPr>
+            <w:r>
+              <w:t xml:space="preserve">Choisir la méthode de paiement et payer</w:t>
             </w:r>
           </w:p>
         </w:tc>
@@ -5747,7 +5565,7 @@
               <w:pStyle w:val="Compact"/>
             </w:pPr>
             <w:r>
-              <w:t xml:space="preserve">GET</w:t>
+              <w:t xml:space="preserve">POST</w:t>
             </w:r>
           </w:p>
         </w:tc>
@@ -5761,18 +5579,18 @@
               <w:rPr>
                 <w:rStyle w:val="VerbatimChar"/>
               </w:rPr>
-              <w:t xml:space="preserve">/api/v1/users/me/data</w:t>
-            </w:r>
-          </w:p>
-        </w:tc>
-        <w:tc>
-          <w:tcPr/>
-          <w:p>
-            <w:pPr>
-              <w:pStyle w:val="Compact"/>
-            </w:pPr>
-            <w:r>
-              <w:t xml:space="preserve">Mes données personnelles</w:t>
+              <w:t xml:space="preserve">/api/v1/orders/:id/cancel</w:t>
+            </w:r>
+          </w:p>
+        </w:tc>
+        <w:tc>
+          <w:tcPr/>
+          <w:p>
+            <w:pPr>
+              <w:pStyle w:val="Compact"/>
+            </w:pPr>
+            <w:r>
+              <w:t xml:space="preserve">Annuler la commande</w:t>
             </w:r>
           </w:p>
         </w:tc>
@@ -5785,7 +5603,7 @@
               <w:pStyle w:val="Compact"/>
             </w:pPr>
             <w:r>
-              <w:t xml:space="preserve">POST</w:t>
+              <w:t xml:space="preserve">GET</w:t>
             </w:r>
           </w:p>
         </w:tc>
@@ -5799,69 +5617,31 @@
               <w:rPr>
                 <w:rStyle w:val="VerbatimChar"/>
               </w:rPr>
-              <w:t xml:space="preserve">/api/v1/users/me/data/deletion-request</w:t>
-            </w:r>
-          </w:p>
-        </w:tc>
-        <w:tc>
-          <w:tcPr/>
-          <w:p>
-            <w:pPr>
-              <w:pStyle w:val="Compact"/>
-            </w:pPr>
-            <w:r>
-              <w:t xml:space="preserve">Demander suppression</w:t>
-            </w:r>
-          </w:p>
-        </w:tc>
-      </w:tr>
-      <w:tr>
-        <w:tc>
-          <w:tcPr/>
-          <w:p>
-            <w:pPr>
-              <w:pStyle w:val="Compact"/>
-            </w:pPr>
-            <w:r>
-              <w:t xml:space="preserve">GET</w:t>
-            </w:r>
-          </w:p>
-        </w:tc>
-        <w:tc>
-          <w:tcPr/>
-          <w:p>
-            <w:pPr>
-              <w:pStyle w:val="Compact"/>
-            </w:pPr>
-            <w:r>
-              <w:rPr>
-                <w:rStyle w:val="VerbatimChar"/>
-              </w:rPr>
-              <w:t xml:space="preserve">/api/v1/orders/history</w:t>
-            </w:r>
-          </w:p>
-        </w:tc>
-        <w:tc>
-          <w:tcPr/>
-          <w:p>
-            <w:pPr>
-              <w:pStyle w:val="Compact"/>
-            </w:pPr>
-            <w:r>
-              <w:t xml:space="preserve">Historique de mes commandes</w:t>
+              <w:t xml:space="preserve">/api/v1/deliveries/order/:orderId</w:t>
+            </w:r>
+          </w:p>
+        </w:tc>
+        <w:tc>
+          <w:tcPr/>
+          <w:p>
+            <w:pPr>
+              <w:pStyle w:val="Compact"/>
+            </w:pPr>
+            <w:r>
+              <w:t xml:space="preserve">Suivre la livraison</w:t>
             </w:r>
           </w:p>
         </w:tc>
       </w:tr>
     </w:tbl>
-    <w:bookmarkEnd w:id="57"/>
-    <w:bookmarkStart w:id="58" w:name="codes-derreur-fréquents"/>
+    <w:bookmarkEnd w:id="68"/>
+    <w:bookmarkStart w:id="69" w:name="Xd3c13ff3958c428c8f01100be05c411c05f959f"/>
     <w:p>
       <w:pPr>
         <w:pStyle w:val="Heading3"/>
       </w:pPr>
       <w:r>
-        <w:t xml:space="preserve">Codes d'erreur fréquents</w:t>
+        <w:t xml:space="preserve">Endpoints profil (authentification requise)</w:t>
       </w:r>
     </w:p>
     <w:tbl>
@@ -5886,6 +5666,256 @@
               <w:pStyle w:val="Compact"/>
             </w:pPr>
             <w:r>
+              <w:t xml:space="preserve">Méthode</w:t>
+            </w:r>
+          </w:p>
+        </w:tc>
+        <w:tc>
+          <w:tcPr/>
+          <w:p>
+            <w:pPr>
+              <w:pStyle w:val="Compact"/>
+            </w:pPr>
+            <w:r>
+              <w:t xml:space="preserve">Endpoint</w:t>
+            </w:r>
+          </w:p>
+        </w:tc>
+        <w:tc>
+          <w:tcPr/>
+          <w:p>
+            <w:pPr>
+              <w:pStyle w:val="Compact"/>
+            </w:pPr>
+            <w:r>
+              <w:t xml:space="preserve">Description</w:t>
+            </w:r>
+          </w:p>
+        </w:tc>
+      </w:tr>
+      <w:tr>
+        <w:tc>
+          <w:tcPr/>
+          <w:p>
+            <w:pPr>
+              <w:pStyle w:val="Compact"/>
+            </w:pPr>
+            <w:r>
+              <w:t xml:space="preserve">GET</w:t>
+            </w:r>
+          </w:p>
+        </w:tc>
+        <w:tc>
+          <w:tcPr/>
+          <w:p>
+            <w:pPr>
+              <w:pStyle w:val="Compact"/>
+            </w:pPr>
+            <w:r>
+              <w:rPr>
+                <w:rStyle w:val="VerbatimChar"/>
+              </w:rPr>
+              <w:t xml:space="preserve">/api/v1/users/me</w:t>
+            </w:r>
+          </w:p>
+        </w:tc>
+        <w:tc>
+          <w:tcPr/>
+          <w:p>
+            <w:pPr>
+              <w:pStyle w:val="Compact"/>
+            </w:pPr>
+            <w:r>
+              <w:t xml:space="preserve">Mon profil</w:t>
+            </w:r>
+          </w:p>
+        </w:tc>
+      </w:tr>
+      <w:tr>
+        <w:tc>
+          <w:tcPr/>
+          <w:p>
+            <w:pPr>
+              <w:pStyle w:val="Compact"/>
+            </w:pPr>
+            <w:r>
+              <w:t xml:space="preserve">PATCH</w:t>
+            </w:r>
+          </w:p>
+        </w:tc>
+        <w:tc>
+          <w:tcPr/>
+          <w:p>
+            <w:pPr>
+              <w:pStyle w:val="Compact"/>
+            </w:pPr>
+            <w:r>
+              <w:rPr>
+                <w:rStyle w:val="VerbatimChar"/>
+              </w:rPr>
+              <w:t xml:space="preserve">/api/v1/users/me/context</w:t>
+            </w:r>
+          </w:p>
+        </w:tc>
+        <w:tc>
+          <w:tcPr/>
+          <w:p>
+            <w:pPr>
+              <w:pStyle w:val="Compact"/>
+            </w:pPr>
+            <w:r>
+              <w:t xml:space="preserve">Changer de rôle actif</w:t>
+            </w:r>
+          </w:p>
+        </w:tc>
+      </w:tr>
+      <w:tr>
+        <w:tc>
+          <w:tcPr/>
+          <w:p>
+            <w:pPr>
+              <w:pStyle w:val="Compact"/>
+            </w:pPr>
+            <w:r>
+              <w:t xml:space="preserve">GET</w:t>
+            </w:r>
+          </w:p>
+        </w:tc>
+        <w:tc>
+          <w:tcPr/>
+          <w:p>
+            <w:pPr>
+              <w:pStyle w:val="Compact"/>
+            </w:pPr>
+            <w:r>
+              <w:rPr>
+                <w:rStyle w:val="VerbatimChar"/>
+              </w:rPr>
+              <w:t xml:space="preserve">/api/v1/users/me/data</w:t>
+            </w:r>
+          </w:p>
+        </w:tc>
+        <w:tc>
+          <w:tcPr/>
+          <w:p>
+            <w:pPr>
+              <w:pStyle w:val="Compact"/>
+            </w:pPr>
+            <w:r>
+              <w:t xml:space="preserve">Mes données personnelles</w:t>
+            </w:r>
+          </w:p>
+        </w:tc>
+      </w:tr>
+      <w:tr>
+        <w:tc>
+          <w:tcPr/>
+          <w:p>
+            <w:pPr>
+              <w:pStyle w:val="Compact"/>
+            </w:pPr>
+            <w:r>
+              <w:t xml:space="preserve">POST</w:t>
+            </w:r>
+          </w:p>
+        </w:tc>
+        <w:tc>
+          <w:tcPr/>
+          <w:p>
+            <w:pPr>
+              <w:pStyle w:val="Compact"/>
+            </w:pPr>
+            <w:r>
+              <w:rPr>
+                <w:rStyle w:val="VerbatimChar"/>
+              </w:rPr>
+              <w:t xml:space="preserve">/api/v1/users/me/data/deletion-request</w:t>
+            </w:r>
+          </w:p>
+        </w:tc>
+        <w:tc>
+          <w:tcPr/>
+          <w:p>
+            <w:pPr>
+              <w:pStyle w:val="Compact"/>
+            </w:pPr>
+            <w:r>
+              <w:t xml:space="preserve">Demander suppression</w:t>
+            </w:r>
+          </w:p>
+        </w:tc>
+      </w:tr>
+      <w:tr>
+        <w:tc>
+          <w:tcPr/>
+          <w:p>
+            <w:pPr>
+              <w:pStyle w:val="Compact"/>
+            </w:pPr>
+            <w:r>
+              <w:t xml:space="preserve">GET</w:t>
+            </w:r>
+          </w:p>
+        </w:tc>
+        <w:tc>
+          <w:tcPr/>
+          <w:p>
+            <w:pPr>
+              <w:pStyle w:val="Compact"/>
+            </w:pPr>
+            <w:r>
+              <w:rPr>
+                <w:rStyle w:val="VerbatimChar"/>
+              </w:rPr>
+              <w:t xml:space="preserve">/api/v1/orders/history</w:t>
+            </w:r>
+          </w:p>
+        </w:tc>
+        <w:tc>
+          <w:tcPr/>
+          <w:p>
+            <w:pPr>
+              <w:pStyle w:val="Compact"/>
+            </w:pPr>
+            <w:r>
+              <w:t xml:space="preserve">Historique de mes commandes</w:t>
+            </w:r>
+          </w:p>
+        </w:tc>
+      </w:tr>
+    </w:tbl>
+    <w:bookmarkEnd w:id="69"/>
+    <w:bookmarkStart w:id="70" w:name="codes-derreur-fréquents"/>
+    <w:p>
+      <w:pPr>
+        <w:pStyle w:val="Heading3"/>
+      </w:pPr>
+      <w:r>
+        <w:t xml:space="preserve">Codes d'erreur fréquents</w:t>
+      </w:r>
+    </w:p>
+    <w:tbl>
+      <w:tblPr>
+        <w:tblStyle w:val="Table"/>
+        <w:tblW w:type="auto" w:w="0"/>
+        <w:tblLook w:firstRow="1" w:lastRow="0" w:firstColumn="0" w:lastColumn="0" w:noHBand="0" w:noVBand="0" w:val="0020"/>
+      </w:tblPr>
+      <w:tblGrid>
+        <w:gridCol w:w="2640"/>
+        <w:gridCol w:w="2640"/>
+        <w:gridCol w:w="2640"/>
+      </w:tblGrid>
+      <w:tr>
+        <w:trPr>
+          <w:tblHeader w:val="on"/>
+        </w:trPr>
+        <w:tc>
+          <w:tcPr/>
+          <w:p>
+            <w:pPr>
+              <w:pStyle w:val="Compact"/>
+            </w:pPr>
+            <w:r>
               <w:t xml:space="preserve">Code</w:t>
             </w:r>
           </w:p>
@@ -6073,9 +6103,9 @@
         </w:pict>
       </w:r>
     </w:p>
-    <w:bookmarkEnd w:id="58"/>
-    <w:bookmarkEnd w:id="59"/>
-    <w:bookmarkStart w:id="73" w:name="Xde0a8e004f80f3a03b911c850acfea9882d3785"/>
+    <w:bookmarkEnd w:id="70"/>
+    <w:bookmarkEnd w:id="71"/>
+    <w:bookmarkStart w:id="85" w:name="Xde0a8e004f80f3a03b911c850acfea9882d3785"/>
     <w:p>
       <w:pPr>
         <w:pStyle w:val="Heading2"/>
@@ -6084,7 +6114,7 @@
         <w:t xml:space="preserve">16. FAQ propriétaire</w:t>
       </w:r>
     </w:p>
-    <w:bookmarkStart w:id="60" w:name="q1--dois-je-créer-un-compte-pour-payer-"/>
+    <w:bookmarkStart w:id="72" w:name="q1--dois-je-créer-un-compte-pour-payer-"/>
     <w:p>
       <w:pPr>
         <w:pStyle w:val="Heading3"/>
@@ -6101,8 +6131,8 @@
         <w:t xml:space="preserve">Oui. Vous devez vous connecter avec votre numéro de téléphone pour accéder au lien de commande. La création du compte est rapide : il suffit de saisir votre numéro et le code SMS reçu.</w:t>
       </w:r>
     </w:p>
-    <w:bookmarkEnd w:id="60"/>
-    <w:bookmarkStart w:id="61" w:name="q2--comment-puis-je-payer-"/>
+    <w:bookmarkEnd w:id="72"/>
+    <w:bookmarkStart w:id="73" w:name="q2--comment-puis-je-payer-"/>
     <w:p>
       <w:pPr>
         <w:pStyle w:val="Heading3"/>
@@ -6177,8 +6207,8 @@
         <w:t xml:space="preserve">(uniquement pour les commandes de 75 000 FCFA ou moins).</w:t>
       </w:r>
     </w:p>
-    <w:bookmarkEnd w:id="61"/>
-    <w:bookmarkStart w:id="62" w:name="q3--mon-paiement-est-il-sécurisé-"/>
+    <w:bookmarkEnd w:id="73"/>
+    <w:bookmarkStart w:id="74" w:name="q3--mon-paiement-est-il-sécurisé-"/>
     <w:p>
       <w:pPr>
         <w:pStyle w:val="Heading3"/>
@@ -6192,7 +6222,7 @@
         <w:pStyle w:val="FirstParagraph"/>
       </w:pPr>
       <w:r>
-        <w:t xml:space="preserve">Oui. Vos fonds sont retenus en</w:t>
+        <w:t xml:space="preserve">Oui. Vous pouvez choisir de</w:t>
       </w:r>
       <w:r>
         <w:t xml:space="preserve"> </w:t>
@@ -6202,17 +6232,17 @@
           <w:b/>
           <w:bCs/>
         </w:rPr>
-        <w:t xml:space="preserve">escrow</w:t>
-      </w:r>
-      <w:r>
-        <w:t xml:space="preserve"> </w:t>
-      </w:r>
-      <w:r>
-        <w:t xml:space="preserve">(séquestre) et ne sont libérés au vendeur qu'après la livraison réussie. En cas de problème, vous pouvez être remboursé.</w:t>
-      </w:r>
-    </w:p>
-    <w:bookmarkEnd w:id="62"/>
-    <w:bookmarkStart w:id="63" w:name="X5217bd6634a279172900e08814c4dab6854680e"/>
+        <w:t xml:space="preserve">payer à la remise</w:t>
+      </w:r>
+      <w:r>
+        <w:t xml:space="preserve"> </w:t>
+      </w:r>
+      <w:r>
+        <w:t xml:space="preserve">: le livreur ne vous laisse la pièce que contre paiement, et vous la voyez avant de la régler. Si vous payez en ligne, le prix est verrouillé et le retour sous 48 h s'applique en cas de pièce non conforme.</w:t>
+      </w:r>
+    </w:p>
+    <w:bookmarkEnd w:id="74"/>
+    <w:bookmarkStart w:id="75" w:name="X5217bd6634a279172900e08814c4dab6854680e"/>
     <w:p>
       <w:pPr>
         <w:pStyle w:val="Heading3"/>
@@ -6239,11 +6269,11 @@
         <w:t xml:space="preserve">expédiées</w:t>
       </w:r>
       <w:r>
-        <w:t xml:space="preserve">. Vous pouvez annuler aux statuts : Brouillon, En attente de paiement, Payée, et Confirmée par le vendeur. Les fonds en escrow sont alors remboursés.</w:t>
-      </w:r>
-    </w:p>
-    <w:bookmarkEnd w:id="63"/>
-    <w:bookmarkStart w:id="64" w:name="Xfdef6491cf70ff99562b8718463248035c7190f"/>
+        <w:t xml:space="preserve">. Vous pouvez annuler aux statuts : Brouillon, En attente de paiement, Payée, et Confirmée par le vendeur. Si vous aviez payé en ligne, vous êtes remboursé.</w:t>
+      </w:r>
+    </w:p>
+    <w:bookmarkEnd w:id="75"/>
+    <w:bookmarkStart w:id="76" w:name="Xfdef6491cf70ff99562b8718463248035c7190f"/>
     <w:p>
       <w:pPr>
         <w:pStyle w:val="Heading3"/>
@@ -6260,8 +6290,8 @@
         <w:t xml:space="preserve">Rouvrez le même lien que votre mécanicien vous a envoyé. La page affiche en temps réel le statut actuel de la commande avec un bandeau coloré.</w:t>
       </w:r>
     </w:p>
-    <w:bookmarkEnd w:id="64"/>
-    <w:bookmarkStart w:id="65" w:name="q6--qui-choisit-les-pièces-"/>
+    <w:bookmarkEnd w:id="76"/>
+    <w:bookmarkStart w:id="77" w:name="q6--qui-choisit-les-pièces-"/>
     <w:p>
       <w:pPr>
         <w:pStyle w:val="Heading3"/>
@@ -6294,8 +6324,8 @@
         <w:t xml:space="preserve">choisit les pièces adaptées à votre véhicule dans le catalogue des vendeurs. Vous n'avez pas besoin de connaître les références techniques.</w:t>
       </w:r>
     </w:p>
-    <w:bookmarkEnd w:id="65"/>
-    <w:bookmarkStart w:id="66" w:name="Xd1a33c74605f0b1b11ade906e3a5e4a139d7c8e"/>
+    <w:bookmarkEnd w:id="77"/>
+    <w:bookmarkStart w:id="78" w:name="Xd1a33c74605f0b1b11ade906e3a5e4a139d7c8e"/>
     <w:p>
       <w:pPr>
         <w:pStyle w:val="Heading3"/>
@@ -6312,8 +6342,8 @@
         <w:t xml:space="preserve">Ce sont les frais facturés par votre mécanicien pour le travail de recherche et de montage des pièces. Ce montant est fixé par votre mécanicien.</w:t>
       </w:r>
     </w:p>
-    <w:bookmarkEnd w:id="66"/>
-    <w:bookmarkStart w:id="67" w:name="X34552a4df45783456fc4736a9cbfbb8dc0809be"/>
+    <w:bookmarkEnd w:id="78"/>
+    <w:bookmarkStart w:id="79" w:name="X34552a4df45783456fc4736a9cbfbb8dc0809be"/>
     <w:p>
       <w:pPr>
         <w:pStyle w:val="Heading3"/>
@@ -6346,8 +6376,8 @@
         <w:t xml:space="preserve">pour confirmer la disponibilité des pièces après votre paiement. Si le vendeur ne confirme pas dans les temps, la commande peut être annulée et vos fonds remboursés.</w:t>
       </w:r>
     </w:p>
-    <w:bookmarkEnd w:id="67"/>
-    <w:bookmarkStart w:id="68" w:name="X2d46b8822dacad2d5aa19f21b74ad0c8aa90aa9"/>
+    <w:bookmarkEnd w:id="79"/>
+    <w:bookmarkStart w:id="80" w:name="X2d46b8822dacad2d5aa19f21b74ad0c8aa90aa9"/>
     <w:p>
       <w:pPr>
         <w:pStyle w:val="Heading3"/>
@@ -6364,8 +6394,8 @@
         <w:t xml:space="preserve">Non. Le mode de livraison (EXPRESS ou STANDARD) est déterminé par l'administrateur de la plateforme. Vous n'avez pas à vous en préoccuper.</w:t>
       </w:r>
     </w:p>
-    <w:bookmarkEnd w:id="68"/>
-    <w:bookmarkStart w:id="69" w:name="X70e7e7b9f6b3617a59cba13865f29cbce9e4cf0"/>
+    <w:bookmarkEnd w:id="80"/>
+    <w:bookmarkStart w:id="81" w:name="X70e7e7b9f6b3617a59cba13865f29cbce9e4cf0"/>
     <w:p>
       <w:pPr>
         <w:pStyle w:val="Heading3"/>
@@ -6398,8 +6428,8 @@
         <w:t xml:space="preserve">au moment de la création de la commande par votre mécanicien. Le montant affiché est le montant que vous paierez.</w:t>
       </w:r>
     </w:p>
-    <w:bookmarkEnd w:id="69"/>
-    <w:bookmarkStart w:id="70" w:name="q11--comment-demander-un-remboursement-"/>
+    <w:bookmarkEnd w:id="81"/>
+    <w:bookmarkStart w:id="82" w:name="q11--comment-demander-un-remboursement-"/>
     <w:p>
       <w:pPr>
         <w:pStyle w:val="Heading3"/>
@@ -6416,8 +6446,8 @@
         <w:t xml:space="preserve">Si la commande est annulée ou si un litige est résolu en votre faveur, le remboursement est automatique. Votre mécanicien (initiateur de la commande) peut ouvrir un litige en cas de problème avec les pièces reçues.</w:t>
       </w:r>
     </w:p>
-    <w:bookmarkEnd w:id="70"/>
-    <w:bookmarkStart w:id="71" w:name="Xe372f4105c4b6a44a0ebf43c469ad7f5a7273fb"/>
+    <w:bookmarkEnd w:id="82"/>
+    <w:bookmarkStart w:id="83" w:name="Xe372f4105c4b6a44a0ebf43c469ad7f5a7273fb"/>
     <w:p>
       <w:pPr>
         <w:pStyle w:val="Heading3"/>
@@ -6434,8 +6464,8 @@
         <w:t xml:space="preserve">Non. La communication passe par votre mécanicien. Le vendeur interagit avec la plateforme, pas directement avec vous.</w:t>
       </w:r>
     </w:p>
-    <w:bookmarkEnd w:id="71"/>
-    <w:bookmarkStart w:id="72" w:name="q13--quelle-zone-est-couverte-"/>
+    <w:bookmarkEnd w:id="83"/>
+    <w:bookmarkStart w:id="84" w:name="q13--quelle-zone-est-couverte-"/>
     <w:p>
       <w:pPr>
         <w:pStyle w:val="Heading3"/>
@@ -6487,9 +6517,9 @@
         <w:t xml:space="preserve">Document généré le 2026-03-01 — Pièces v1.0</w:t>
       </w:r>
     </w:p>
-    <w:bookmarkEnd w:id="72"/>
-    <w:bookmarkEnd w:id="73"/>
-    <w:bookmarkEnd w:id="74"/>
+    <w:bookmarkEnd w:id="84"/>
+    <w:bookmarkEnd w:id="85"/>
+    <w:bookmarkEnd w:id="86"/>
     <w:sectPr>
       <w:footnotePr>
         <w:numRestart w:val="eachSect"/>
@@ -7031,6 +7061,9 @@
   <w:num w:numId="1017">
     <w:abstractNumId w:val="991"/>
   </w:num>
+  <w:num w:numId="1018">
+    <w:abstractNumId w:val="991"/>
+  </w:num>
 </w:numbering>
 </file>
 
@@ -7039,10 +7072,10 @@
   <w:docDefaults>
     <w:rPrDefault>
       <w:rPr>
-        <w:rFonts w:asciiTheme="minorHAnsi" w:cstheme="minorBidi" w:eastAsiaTheme="minorEastAsia" w:hAnsiTheme="minorHAnsi"/>
+        <w:rFonts w:asciiTheme="minorHAnsi" w:cstheme="minorBidi" w:eastAsiaTheme="minorHAnsi" w:hAnsiTheme="minorHAnsi"/>
         <w:sz w:val="24"/>
         <w:szCs w:val="24"/>
-        <w:lang w:bidi="ar-SA" w:eastAsia="zh-CN" w:val="en-US"/>
+        <w:lang w:bidi="ar-SA" w:eastAsia="en-US" w:val="en-US"/>
       </w:rPr>
     </w:rPrDefault>
     <w:pPrDefault>
@@ -7583,6 +7616,13 @@
       </w:tblCellMar>
     </w:tblPr>
     <w:tblStylePr w:type="firstRow">
+      <w:tblPr>
+        <w:jc w:val="left"/>
+        <w:tblInd w:type="dxa" w:w="0"/>
+      </w:tblPr>
+      <w:trPr>
+        <w:jc w:val="left"/>
+      </w:trPr>
       <w:tcPr>
         <w:tcBorders>
           <w:bottom w:val="single"/>
